--- a/fuentes/CFA_01_21710119_DU.docx
+++ b/fuentes/CFA_01_21710119_DU.docx
@@ -213,7 +213,7 @@
               </wp:anchor>
             </w:drawing>
           </mc:Choice>
-          <mc:Fallback xmlns:w16sdtdh="http://schemas.microsoft.com/office/word/2020/wordml/sdtdatahash" xmlns:w16="http://schemas.microsoft.com/office/word/2018/wordml" xmlns:w16cex="http://schemas.microsoft.com/office/word/2018/wordml/cex">
+          <mc:Fallback xmlns:w16cex="http://schemas.microsoft.com/office/word/2018/wordml/cex" xmlns:w16="http://schemas.microsoft.com/office/word/2018/wordml" xmlns:w16sdtdh="http://schemas.microsoft.com/office/word/2020/wordml/sdtdatahash">
             <w:pict>
               <v:rect w14:anchorId="5C6229C9" id="Rectángulo 4" o:spid="_x0000_s1026" style="position:absolute;margin-left:-55.7pt;margin-top:29pt;width:613.85pt;height:204pt;z-index:-251659776;visibility:visible;mso-wrap-style:square;mso-width-percent:0;mso-height-percent:0;mso-wrap-distance-left:9pt;mso-wrap-distance-top:0;mso-wrap-distance-right:9pt;mso-wrap-distance-bottom:0;mso-position-horizontal:absolute;mso-position-horizontal-relative:text;mso-position-vertical:absolute;mso-position-vertical-relative:text;mso-width-percent:0;mso-height-percent:0;mso-width-relative:page;mso-height-relative:margin;v-text-anchor:middle" o:gfxdata="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" fillcolor="#00314d" stroked="f" strokeweight="1pt"/>
             </w:pict>
@@ -499,8 +499,6 @@
         <w:t>Tabla de contenido</w:t>
       </w:r>
     </w:p>
-    <w:bookmarkStart w:id="0" w:name="_GoBack"/>
-    <w:bookmarkEnd w:id="0"/>
     <w:p>
       <w:pPr>
         <w:pStyle w:val="TDC1"/>
@@ -533,7 +531,7 @@
         </w:rPr>
         <w:fldChar w:fldCharType="separate"/>
       </w:r>
-      <w:hyperlink w:anchor="_Toc201133522" w:history="1">
+      <w:hyperlink w:anchor="_Toc202955645" w:history="1">
         <w:r>
           <w:rPr>
             <w:rStyle w:val="Hipervnculo"/>
@@ -560,7 +558,7 @@
             <w:noProof/>
             <w:webHidden/>
           </w:rPr>
-          <w:instrText xml:space="preserve"> PAGEREF _Toc201133522 \h </w:instrText>
+          <w:instrText xml:space="preserve"> PAGEREF _Toc202955645 \h </w:instrText>
         </w:r>
         <w:r>
           <w:rPr>
@@ -606,7 +604,7 @@
           <w:lang w:eastAsia="es-CO"/>
         </w:rPr>
       </w:pPr>
-      <w:hyperlink w:anchor="_Toc201133523" w:history="1">
+      <w:hyperlink w:anchor="_Toc202955646" w:history="1">
         <w:r>
           <w:rPr>
             <w:rStyle w:val="Hipervnculo"/>
@@ -650,7 +648,7 @@
             <w:noProof/>
             <w:webHidden/>
           </w:rPr>
-          <w:instrText xml:space="preserve"> PAGEREF _Toc201133523 \h </w:instrText>
+          <w:instrText xml:space="preserve"> PAGEREF _Toc202955646 \h </w:instrText>
         </w:r>
         <w:r>
           <w:rPr>
@@ -696,7 +694,7 @@
           <w:lang w:eastAsia="es-CO"/>
         </w:rPr>
       </w:pPr>
-      <w:hyperlink w:anchor="_Toc201133524" w:history="1">
+      <w:hyperlink w:anchor="_Toc202955647" w:history="1">
         <w:r>
           <w:rPr>
             <w:rStyle w:val="Hipervnculo"/>
@@ -740,7 +738,7 @@
             <w:noProof/>
             <w:webHidden/>
           </w:rPr>
-          <w:instrText xml:space="preserve"> PAGEREF _Toc201133524 \h </w:instrText>
+          <w:instrText xml:space="preserve"> PAGEREF _Toc202955647 \h </w:instrText>
         </w:r>
         <w:r>
           <w:rPr>
@@ -786,7 +784,7 @@
           <w:lang w:eastAsia="es-CO"/>
         </w:rPr>
       </w:pPr>
-      <w:hyperlink w:anchor="_Toc201133525" w:history="1">
+      <w:hyperlink w:anchor="_Toc202955648" w:history="1">
         <w:r>
           <w:rPr>
             <w:rStyle w:val="Hipervnculo"/>
@@ -830,7 +828,7 @@
             <w:noProof/>
             <w:webHidden/>
           </w:rPr>
-          <w:instrText xml:space="preserve"> PAGEREF _Toc201133525 \h </w:instrText>
+          <w:instrText xml:space="preserve"> PAGEREF _Toc202955648 \h </w:instrText>
         </w:r>
         <w:r>
           <w:rPr>
@@ -876,7 +874,7 @@
           <w:lang w:eastAsia="es-CO"/>
         </w:rPr>
       </w:pPr>
-      <w:hyperlink w:anchor="_Toc201133526" w:history="1">
+      <w:hyperlink w:anchor="_Toc202955649" w:history="1">
         <w:r>
           <w:rPr>
             <w:rStyle w:val="Hipervnculo"/>
@@ -920,7 +918,7 @@
             <w:noProof/>
             <w:webHidden/>
           </w:rPr>
-          <w:instrText xml:space="preserve"> PAGEREF _Toc201133526 \h </w:instrText>
+          <w:instrText xml:space="preserve"> PAGEREF _Toc202955649 \h </w:instrText>
         </w:r>
         <w:r>
           <w:rPr>
@@ -966,7 +964,7 @@
           <w:lang w:eastAsia="es-CO"/>
         </w:rPr>
       </w:pPr>
-      <w:hyperlink w:anchor="_Toc201133527" w:history="1">
+      <w:hyperlink w:anchor="_Toc202955650" w:history="1">
         <w:r>
           <w:rPr>
             <w:rStyle w:val="Hipervnculo"/>
@@ -1010,7 +1008,7 @@
             <w:noProof/>
             <w:webHidden/>
           </w:rPr>
-          <w:instrText xml:space="preserve"> PAGEREF _Toc201133527 \h </w:instrText>
+          <w:instrText xml:space="preserve"> PAGEREF _Toc202955650 \h </w:instrText>
         </w:r>
         <w:r>
           <w:rPr>
@@ -1030,7 +1028,7 @@
             <w:noProof/>
             <w:webHidden/>
           </w:rPr>
-          <w:t>16</w:t>
+          <w:t>17</w:t>
         </w:r>
         <w:r>
           <w:rPr>
@@ -1056,7 +1054,7 @@
           <w:lang w:eastAsia="es-CO"/>
         </w:rPr>
       </w:pPr>
-      <w:hyperlink w:anchor="_Toc201133528" w:history="1">
+      <w:hyperlink w:anchor="_Toc202955651" w:history="1">
         <w:r>
           <w:rPr>
             <w:rStyle w:val="Hipervnculo"/>
@@ -1100,7 +1098,7 @@
             <w:noProof/>
             <w:webHidden/>
           </w:rPr>
-          <w:instrText xml:space="preserve"> PAGEREF _Toc201133528 \h </w:instrText>
+          <w:instrText xml:space="preserve"> PAGEREF _Toc202955651 \h </w:instrText>
         </w:r>
         <w:r>
           <w:rPr>
@@ -1146,7 +1144,7 @@
           <w:lang w:eastAsia="es-CO"/>
         </w:rPr>
       </w:pPr>
-      <w:hyperlink w:anchor="_Toc201133530" w:history="1">
+      <w:hyperlink w:anchor="_Toc202955653" w:history="1">
         <w:r>
           <w:rPr>
             <w:rStyle w:val="Hipervnculo"/>
@@ -1190,7 +1188,7 @@
             <w:noProof/>
             <w:webHidden/>
           </w:rPr>
-          <w:instrText xml:space="preserve"> PAGEREF _Toc201133530 \h </w:instrText>
+          <w:instrText xml:space="preserve"> PAGEREF _Toc202955653 \h </w:instrText>
         </w:r>
         <w:r>
           <w:rPr>
@@ -1236,7 +1234,7 @@
           <w:lang w:eastAsia="es-CO"/>
         </w:rPr>
       </w:pPr>
-      <w:hyperlink w:anchor="_Toc201133531" w:history="1">
+      <w:hyperlink w:anchor="_Toc202955654" w:history="1">
         <w:r>
           <w:rPr>
             <w:rStyle w:val="Hipervnculo"/>
@@ -1280,7 +1278,7 @@
             <w:noProof/>
             <w:webHidden/>
           </w:rPr>
-          <w:instrText xml:space="preserve"> PAGEREF _Toc201133531 \h </w:instrText>
+          <w:instrText xml:space="preserve"> PAGEREF _Toc202955654 \h </w:instrText>
         </w:r>
         <w:r>
           <w:rPr>
@@ -1326,7 +1324,7 @@
           <w:lang w:eastAsia="es-CO"/>
         </w:rPr>
       </w:pPr>
-      <w:hyperlink w:anchor="_Toc201133532" w:history="1">
+      <w:hyperlink w:anchor="_Toc202955655" w:history="1">
         <w:r>
           <w:rPr>
             <w:rStyle w:val="Hipervnculo"/>
@@ -1370,7 +1368,7 @@
             <w:noProof/>
             <w:webHidden/>
           </w:rPr>
-          <w:instrText xml:space="preserve"> PAGEREF _Toc201133532 \h </w:instrText>
+          <w:instrText xml:space="preserve"> PAGEREF _Toc202955655 \h </w:instrText>
         </w:r>
         <w:r>
           <w:rPr>
@@ -1390,7 +1388,7 @@
             <w:noProof/>
             <w:webHidden/>
           </w:rPr>
-          <w:t>26</w:t>
+          <w:t>27</w:t>
         </w:r>
         <w:r>
           <w:rPr>
@@ -1416,7 +1414,7 @@
           <w:lang w:eastAsia="es-CO"/>
         </w:rPr>
       </w:pPr>
-      <w:hyperlink w:anchor="_Toc201133533" w:history="1">
+      <w:hyperlink w:anchor="_Toc202955656" w:history="1">
         <w:r>
           <w:rPr>
             <w:rStyle w:val="Hipervnculo"/>
@@ -1460,7 +1458,7 @@
             <w:noProof/>
             <w:webHidden/>
           </w:rPr>
-          <w:instrText xml:space="preserve"> PAGEREF _Toc201133533 \h </w:instrText>
+          <w:instrText xml:space="preserve"> PAGEREF _Toc202955656 \h </w:instrText>
         </w:r>
         <w:r>
           <w:rPr>
@@ -1506,7 +1504,7 @@
           <w:lang w:eastAsia="es-CO"/>
         </w:rPr>
       </w:pPr>
-      <w:hyperlink w:anchor="_Toc201133534" w:history="1">
+      <w:hyperlink w:anchor="_Toc202955657" w:history="1">
         <w:r>
           <w:rPr>
             <w:rStyle w:val="Hipervnculo"/>
@@ -1550,7 +1548,7 @@
             <w:noProof/>
             <w:webHidden/>
           </w:rPr>
-          <w:instrText xml:space="preserve"> PAGEREF _Toc201133534 \h </w:instrText>
+          <w:instrText xml:space="preserve"> PAGEREF _Toc202955657 \h </w:instrText>
         </w:r>
         <w:r>
           <w:rPr>
@@ -1596,7 +1594,7 @@
           <w:lang w:eastAsia="es-CO"/>
         </w:rPr>
       </w:pPr>
-      <w:hyperlink w:anchor="_Toc201133535" w:history="1">
+      <w:hyperlink w:anchor="_Toc202955658" w:history="1">
         <w:r>
           <w:rPr>
             <w:rStyle w:val="Hipervnculo"/>
@@ -1640,7 +1638,7 @@
             <w:noProof/>
             <w:webHidden/>
           </w:rPr>
-          <w:instrText xml:space="preserve"> PAGEREF _Toc201133535 \h </w:instrText>
+          <w:instrText xml:space="preserve"> PAGEREF _Toc202955658 \h </w:instrText>
         </w:r>
         <w:r>
           <w:rPr>
@@ -1686,7 +1684,7 @@
           <w:lang w:eastAsia="es-CO"/>
         </w:rPr>
       </w:pPr>
-      <w:hyperlink w:anchor="_Toc201133537" w:history="1">
+      <w:hyperlink w:anchor="_Toc202955660" w:history="1">
         <w:r>
           <w:rPr>
             <w:rStyle w:val="Hipervnculo"/>
@@ -1730,7 +1728,7 @@
             <w:noProof/>
             <w:webHidden/>
           </w:rPr>
-          <w:instrText xml:space="preserve"> PAGEREF _Toc201133537 \h </w:instrText>
+          <w:instrText xml:space="preserve"> PAGEREF _Toc202955660 \h </w:instrText>
         </w:r>
         <w:r>
           <w:rPr>
@@ -1776,7 +1774,7 @@
           <w:lang w:eastAsia="es-CO"/>
         </w:rPr>
       </w:pPr>
-      <w:hyperlink w:anchor="_Toc201133538" w:history="1">
+      <w:hyperlink w:anchor="_Toc202955661" w:history="1">
         <w:r>
           <w:rPr>
             <w:rStyle w:val="Hipervnculo"/>
@@ -1820,7 +1818,7 @@
             <w:noProof/>
             <w:webHidden/>
           </w:rPr>
-          <w:instrText xml:space="preserve"> PAGEREF _Toc201133538 \h </w:instrText>
+          <w:instrText xml:space="preserve"> PAGEREF _Toc202955661 \h </w:instrText>
         </w:r>
         <w:r>
           <w:rPr>
@@ -1866,7 +1864,7 @@
           <w:lang w:eastAsia="es-CO"/>
         </w:rPr>
       </w:pPr>
-      <w:hyperlink w:anchor="_Toc201133539" w:history="1">
+      <w:hyperlink w:anchor="_Toc202955662" w:history="1">
         <w:r>
           <w:rPr>
             <w:rStyle w:val="Hipervnculo"/>
@@ -1910,7 +1908,7 @@
             <w:noProof/>
             <w:webHidden/>
           </w:rPr>
-          <w:instrText xml:space="preserve"> PAGEREF _Toc201133539 \h </w:instrText>
+          <w:instrText xml:space="preserve"> PAGEREF _Toc202955662 \h </w:instrText>
         </w:r>
         <w:r>
           <w:rPr>
@@ -1955,7 +1953,7 @@
           <w:lang w:eastAsia="es-CO"/>
         </w:rPr>
       </w:pPr>
-      <w:hyperlink w:anchor="_Toc201133543" w:history="1">
+      <w:hyperlink w:anchor="_Toc202955666" w:history="1">
         <w:r>
           <w:rPr>
             <w:rStyle w:val="Hipervnculo"/>
@@ -1982,7 +1980,7 @@
             <w:noProof/>
             <w:webHidden/>
           </w:rPr>
-          <w:instrText xml:space="preserve"> PAGEREF _Toc201133543 \h </w:instrText>
+          <w:instrText xml:space="preserve"> PAGEREF _Toc202955666 \h </w:instrText>
         </w:r>
         <w:r>
           <w:rPr>
@@ -2027,7 +2025,7 @@
           <w:lang w:eastAsia="es-CO"/>
         </w:rPr>
       </w:pPr>
-      <w:hyperlink w:anchor="_Toc201133544" w:history="1">
+      <w:hyperlink w:anchor="_Toc202955667" w:history="1">
         <w:r>
           <w:rPr>
             <w:rStyle w:val="Hipervnculo"/>
@@ -2054,7 +2052,7 @@
             <w:noProof/>
             <w:webHidden/>
           </w:rPr>
-          <w:instrText xml:space="preserve"> PAGEREF _Toc201133544 \h </w:instrText>
+          <w:instrText xml:space="preserve"> PAGEREF _Toc202955667 \h </w:instrText>
         </w:r>
         <w:r>
           <w:rPr>
@@ -2099,7 +2097,7 @@
           <w:lang w:eastAsia="es-CO"/>
         </w:rPr>
       </w:pPr>
-      <w:hyperlink w:anchor="_Toc201133545" w:history="1">
+      <w:hyperlink w:anchor="_Toc202955668" w:history="1">
         <w:r>
           <w:rPr>
             <w:rStyle w:val="Hipervnculo"/>
@@ -2126,7 +2124,7 @@
             <w:noProof/>
             <w:webHidden/>
           </w:rPr>
-          <w:instrText xml:space="preserve"> PAGEREF _Toc201133545 \h </w:instrText>
+          <w:instrText xml:space="preserve"> PAGEREF _Toc202955668 \h </w:instrText>
         </w:r>
         <w:r>
           <w:rPr>
@@ -2171,7 +2169,7 @@
           <w:lang w:eastAsia="es-CO"/>
         </w:rPr>
       </w:pPr>
-      <w:hyperlink w:anchor="_Toc201133546" w:history="1">
+      <w:hyperlink w:anchor="_Toc202955669" w:history="1">
         <w:r>
           <w:rPr>
             <w:rStyle w:val="Hipervnculo"/>
@@ -2199,7 +2197,7 @@
             <w:noProof/>
             <w:webHidden/>
           </w:rPr>
-          <w:instrText xml:space="preserve"> PAGEREF _Toc201133546 \h </w:instrText>
+          <w:instrText xml:space="preserve"> PAGEREF _Toc202955669 \h </w:instrText>
         </w:r>
         <w:r>
           <w:rPr>
@@ -2244,7 +2242,7 @@
           <w:lang w:eastAsia="es-CO"/>
         </w:rPr>
       </w:pPr>
-      <w:hyperlink w:anchor="_Toc201133547" w:history="1">
+      <w:hyperlink w:anchor="_Toc202955670" w:history="1">
         <w:r>
           <w:rPr>
             <w:rStyle w:val="Hipervnculo"/>
@@ -2271,7 +2269,7 @@
             <w:noProof/>
             <w:webHidden/>
           </w:rPr>
-          <w:instrText xml:space="preserve"> PAGEREF _Toc201133547 \h </w:instrText>
+          <w:instrText xml:space="preserve"> PAGEREF _Toc202955670 \h </w:instrText>
         </w:r>
         <w:r>
           <w:rPr>
@@ -2313,13 +2311,13 @@
         <w:lastRenderedPageBreak/>
         <w:fldChar w:fldCharType="end"/>
       </w:r>
-      <w:bookmarkStart w:id="1" w:name="_Toc176443691"/>
-      <w:bookmarkStart w:id="2" w:name="_Toc201133522"/>
+      <w:bookmarkStart w:id="0" w:name="_Toc176443691"/>
+      <w:bookmarkStart w:id="1" w:name="_Toc202955645"/>
       <w:r>
         <w:t>Introducción</w:t>
       </w:r>
+      <w:bookmarkEnd w:id="0"/>
       <w:bookmarkEnd w:id="1"/>
-      <w:bookmarkEnd w:id="2"/>
     </w:p>
     <w:p>
       <w:pPr>
@@ -2469,7 +2467,7 @@
         </w:drawing>
       </w:r>
     </w:p>
-    <w:bookmarkStart w:id="3" w:name="_Hlk161159634"/>
+    <w:bookmarkStart w:id="2" w:name="_Hlk161159634"/>
     <w:p>
       <w:pPr>
         <w:jc w:val="center"/>
@@ -2575,13 +2573,13 @@
       <w:pPr>
         <w:pStyle w:val="Ttulo1"/>
       </w:pPr>
-      <w:bookmarkStart w:id="4" w:name="_Toc201133523"/>
-      <w:bookmarkEnd w:id="3"/>
+      <w:bookmarkStart w:id="3" w:name="_Toc202955646"/>
+      <w:bookmarkEnd w:id="2"/>
       <w:r>
         <w:lastRenderedPageBreak/>
         <w:t>Tipo de datos</w:t>
       </w:r>
-      <w:bookmarkEnd w:id="4"/>
+      <w:bookmarkEnd w:id="3"/>
     </w:p>
     <w:p>
       <w:pPr>
@@ -2757,11 +2755,11 @@
       <w:pPr>
         <w:pStyle w:val="Ttulo2"/>
       </w:pPr>
-      <w:bookmarkStart w:id="5" w:name="_Toc201133524"/>
+      <w:bookmarkStart w:id="4" w:name="_Toc202955647"/>
       <w:r>
         <w:t>Datos estructurados</w:t>
       </w:r>
-      <w:bookmarkEnd w:id="5"/>
+      <w:bookmarkEnd w:id="4"/>
     </w:p>
     <w:p>
       <w:pPr>
@@ -2898,11 +2896,13 @@
         <w:tblLook w:val="04A0" w:firstRow="1" w:lastRow="0" w:firstColumn="1" w:lastColumn="0" w:noHBand="0" w:noVBand="1"/>
       </w:tblPr>
       <w:tblGrid>
-        <w:gridCol w:w="1992"/>
-        <w:gridCol w:w="1992"/>
-        <w:gridCol w:w="1992"/>
-        <w:gridCol w:w="1993"/>
-        <w:gridCol w:w="1993"/>
+        <w:gridCol w:w="1383"/>
+        <w:gridCol w:w="1620"/>
+        <w:gridCol w:w="1234"/>
+        <w:gridCol w:w="1415"/>
+        <w:gridCol w:w="1726"/>
+        <w:gridCol w:w="1347"/>
+        <w:gridCol w:w="1237"/>
       </w:tblGrid>
       <w:tr>
         <w:trPr>
@@ -2911,7 +2911,7 @@
         </w:trPr>
         <w:tc>
           <w:tcPr>
-            <w:tcW w:w="1992" w:type="dxa"/>
+            <w:tcW w:w="1426" w:type="dxa"/>
           </w:tcPr>
           <w:p>
             <w:pPr>
@@ -2927,7 +2927,7 @@
         </w:tc>
         <w:tc>
           <w:tcPr>
-            <w:tcW w:w="1992" w:type="dxa"/>
+            <w:tcW w:w="1647" w:type="dxa"/>
           </w:tcPr>
           <w:p>
             <w:pPr>
@@ -2943,7 +2943,7 @@
         </w:tc>
         <w:tc>
           <w:tcPr>
-            <w:tcW w:w="1992" w:type="dxa"/>
+            <w:tcW w:w="1289" w:type="dxa"/>
           </w:tcPr>
           <w:p>
             <w:pPr>
@@ -2959,7 +2959,7 @@
         </w:tc>
         <w:tc>
           <w:tcPr>
-            <w:tcW w:w="1993" w:type="dxa"/>
+            <w:tcW w:w="1457" w:type="dxa"/>
           </w:tcPr>
           <w:p>
             <w:pPr>
@@ -2975,7 +2975,7 @@
         </w:tc>
         <w:tc>
           <w:tcPr>
-            <w:tcW w:w="1993" w:type="dxa"/>
+            <w:tcW w:w="1745" w:type="dxa"/>
           </w:tcPr>
           <w:p>
             <w:pPr>
@@ -2986,6 +2986,38 @@
             </w:pPr>
             <w:r>
               <w:t>Fecha de registros</w:t>
+            </w:r>
+          </w:p>
+        </w:tc>
+        <w:tc>
+          <w:tcPr>
+            <w:tcW w:w="1161" w:type="dxa"/>
+          </w:tcPr>
+          <w:p>
+            <w:pPr>
+              <w:ind w:firstLine="0"/>
+            </w:pPr>
+            <w:r>
+              <w:t>Ciudad</w:t>
+            </w:r>
+          </w:p>
+        </w:tc>
+        <w:tc>
+          <w:tcPr>
+            <w:tcW w:w="1237" w:type="dxa"/>
+          </w:tcPr>
+          <w:p>
+            <w:pPr>
+              <w:ind w:firstLine="0"/>
+              <w:jc w:val="center"/>
+            </w:pPr>
+            <w:proofErr w:type="gramStart"/>
+            <w:r>
+              <w:t>Total</w:t>
+            </w:r>
+            <w:proofErr w:type="gramEnd"/>
+            <w:r>
+              <w:t xml:space="preserve"> Compras</w:t>
             </w:r>
           </w:p>
         </w:tc>
@@ -2996,7 +3028,7 @@
         </w:trPr>
         <w:tc>
           <w:tcPr>
-            <w:tcW w:w="1992" w:type="dxa"/>
+            <w:tcW w:w="1426" w:type="dxa"/>
           </w:tcPr>
           <w:p>
             <w:pPr>
@@ -3012,7 +3044,7 @@
         </w:tc>
         <w:tc>
           <w:tcPr>
-            <w:tcW w:w="1992" w:type="dxa"/>
+            <w:tcW w:w="1647" w:type="dxa"/>
           </w:tcPr>
           <w:p>
             <w:pPr>
@@ -3028,7 +3060,7 @@
         </w:tc>
         <w:tc>
           <w:tcPr>
-            <w:tcW w:w="1992" w:type="dxa"/>
+            <w:tcW w:w="1289" w:type="dxa"/>
           </w:tcPr>
           <w:p>
             <w:pPr>
@@ -3044,7 +3076,7 @@
         </w:tc>
         <w:tc>
           <w:tcPr>
-            <w:tcW w:w="1993" w:type="dxa"/>
+            <w:tcW w:w="1457" w:type="dxa"/>
           </w:tcPr>
           <w:p>
             <w:pPr>
@@ -3060,7 +3092,7 @@
         </w:tc>
         <w:tc>
           <w:tcPr>
-            <w:tcW w:w="1993" w:type="dxa"/>
+            <w:tcW w:w="1745" w:type="dxa"/>
           </w:tcPr>
           <w:p>
             <w:pPr>
@@ -3071,6 +3103,32 @@
             </w:pPr>
             <w:r>
               <w:t>12/05/2023</w:t>
+            </w:r>
+          </w:p>
+        </w:tc>
+        <w:tc>
+          <w:tcPr>
+            <w:tcW w:w="1161" w:type="dxa"/>
+          </w:tcPr>
+          <w:p>
+            <w:pPr>
+              <w:ind w:firstLine="0"/>
+            </w:pPr>
+            <w:r>
+              <w:t>Madrid</w:t>
+            </w:r>
+          </w:p>
+        </w:tc>
+        <w:tc>
+          <w:tcPr>
+            <w:tcW w:w="1237" w:type="dxa"/>
+          </w:tcPr>
+          <w:p>
+            <w:pPr>
+              <w:ind w:firstLine="0"/>
+            </w:pPr>
+            <w:r>
+              <w:t>350000</w:t>
             </w:r>
           </w:p>
         </w:tc>
@@ -3078,23 +3136,24 @@
       <w:tr>
         <w:tc>
           <w:tcPr>
-            <w:tcW w:w="1992" w:type="dxa"/>
-          </w:tcPr>
-          <w:p>
-            <w:pPr>
-              <w:ind w:firstLine="0"/>
-              <w:rPr>
-                <w:lang w:eastAsia="es-CO"/>
-              </w:rPr>
-            </w:pPr>
-            <w:r>
+            <w:tcW w:w="1426" w:type="dxa"/>
+          </w:tcPr>
+          <w:p>
+            <w:pPr>
+              <w:ind w:firstLine="0"/>
+              <w:rPr>
+                <w:lang w:eastAsia="es-CO"/>
+              </w:rPr>
+            </w:pPr>
+            <w:r>
+              <w:lastRenderedPageBreak/>
               <w:t>C002</w:t>
             </w:r>
           </w:p>
         </w:tc>
         <w:tc>
           <w:tcPr>
-            <w:tcW w:w="1992" w:type="dxa"/>
+            <w:tcW w:w="1647" w:type="dxa"/>
           </w:tcPr>
           <w:p>
             <w:pPr>
@@ -3110,7 +3169,7 @@
         </w:tc>
         <w:tc>
           <w:tcPr>
-            <w:tcW w:w="1992" w:type="dxa"/>
+            <w:tcW w:w="1289" w:type="dxa"/>
           </w:tcPr>
           <w:p>
             <w:pPr>
@@ -3126,7 +3185,7 @@
         </w:tc>
         <w:tc>
           <w:tcPr>
-            <w:tcW w:w="1993" w:type="dxa"/>
+            <w:tcW w:w="1457" w:type="dxa"/>
           </w:tcPr>
           <w:p>
             <w:pPr>
@@ -3142,7 +3201,7 @@
         </w:tc>
         <w:tc>
           <w:tcPr>
-            <w:tcW w:w="1993" w:type="dxa"/>
+            <w:tcW w:w="1745" w:type="dxa"/>
           </w:tcPr>
           <w:p>
             <w:pPr>
@@ -3153,6 +3212,32 @@
             </w:pPr>
             <w:r>
               <w:t>8/11/2022</w:t>
+            </w:r>
+          </w:p>
+        </w:tc>
+        <w:tc>
+          <w:tcPr>
+            <w:tcW w:w="1161" w:type="dxa"/>
+          </w:tcPr>
+          <w:p>
+            <w:pPr>
+              <w:ind w:firstLine="0"/>
+            </w:pPr>
+            <w:r>
+              <w:t>Valencia</w:t>
+            </w:r>
+          </w:p>
+        </w:tc>
+        <w:tc>
+          <w:tcPr>
+            <w:tcW w:w="1237" w:type="dxa"/>
+          </w:tcPr>
+          <w:p>
+            <w:pPr>
+              <w:ind w:firstLine="0"/>
+            </w:pPr>
+            <w:r>
+              <w:t>590000</w:t>
             </w:r>
           </w:p>
         </w:tc>
@@ -3163,24 +3248,23 @@
         </w:trPr>
         <w:tc>
           <w:tcPr>
-            <w:tcW w:w="1992" w:type="dxa"/>
-          </w:tcPr>
-          <w:p>
-            <w:pPr>
-              <w:ind w:firstLine="0"/>
-              <w:rPr>
-                <w:lang w:eastAsia="es-CO"/>
-              </w:rPr>
-            </w:pPr>
-            <w:r>
-              <w:lastRenderedPageBreak/>
+            <w:tcW w:w="1426" w:type="dxa"/>
+          </w:tcPr>
+          <w:p>
+            <w:pPr>
+              <w:ind w:firstLine="0"/>
+              <w:rPr>
+                <w:lang w:eastAsia="es-CO"/>
+              </w:rPr>
+            </w:pPr>
+            <w:r>
               <w:t>C003</w:t>
             </w:r>
           </w:p>
         </w:tc>
         <w:tc>
           <w:tcPr>
-            <w:tcW w:w="1992" w:type="dxa"/>
+            <w:tcW w:w="1647" w:type="dxa"/>
           </w:tcPr>
           <w:p>
             <w:pPr>
@@ -3196,7 +3280,7 @@
         </w:tc>
         <w:tc>
           <w:tcPr>
-            <w:tcW w:w="1992" w:type="dxa"/>
+            <w:tcW w:w="1289" w:type="dxa"/>
           </w:tcPr>
           <w:p>
             <w:pPr>
@@ -3212,7 +3296,7 @@
         </w:tc>
         <w:tc>
           <w:tcPr>
-            <w:tcW w:w="1993" w:type="dxa"/>
+            <w:tcW w:w="1457" w:type="dxa"/>
           </w:tcPr>
           <w:p>
             <w:pPr>
@@ -3228,7 +3312,7 @@
         </w:tc>
         <w:tc>
           <w:tcPr>
-            <w:tcW w:w="1993" w:type="dxa"/>
+            <w:tcW w:w="1745" w:type="dxa"/>
           </w:tcPr>
           <w:p>
             <w:pPr>
@@ -3239,6 +3323,32 @@
             </w:pPr>
             <w:r>
               <w:t>19/07/2021</w:t>
+            </w:r>
+          </w:p>
+        </w:tc>
+        <w:tc>
+          <w:tcPr>
+            <w:tcW w:w="1161" w:type="dxa"/>
+          </w:tcPr>
+          <w:p>
+            <w:pPr>
+              <w:ind w:firstLine="0"/>
+            </w:pPr>
+            <w:r>
+              <w:t>Sevilla</w:t>
+            </w:r>
+          </w:p>
+        </w:tc>
+        <w:tc>
+          <w:tcPr>
+            <w:tcW w:w="1237" w:type="dxa"/>
+          </w:tcPr>
+          <w:p>
+            <w:pPr>
+              <w:ind w:firstLine="0"/>
+            </w:pPr>
+            <w:r>
+              <w:t>275000</w:t>
             </w:r>
           </w:p>
         </w:tc>
@@ -3246,7 +3356,7 @@
       <w:tr>
         <w:tc>
           <w:tcPr>
-            <w:tcW w:w="1992" w:type="dxa"/>
+            <w:tcW w:w="1426" w:type="dxa"/>
           </w:tcPr>
           <w:p>
             <w:pPr>
@@ -3262,7 +3372,7 @@
         </w:tc>
         <w:tc>
           <w:tcPr>
-            <w:tcW w:w="1992" w:type="dxa"/>
+            <w:tcW w:w="1647" w:type="dxa"/>
           </w:tcPr>
           <w:p>
             <w:pPr>
@@ -3278,7 +3388,7 @@
         </w:tc>
         <w:tc>
           <w:tcPr>
-            <w:tcW w:w="1992" w:type="dxa"/>
+            <w:tcW w:w="1289" w:type="dxa"/>
           </w:tcPr>
           <w:p>
             <w:pPr>
@@ -3294,7 +3404,7 @@
         </w:tc>
         <w:tc>
           <w:tcPr>
-            <w:tcW w:w="1993" w:type="dxa"/>
+            <w:tcW w:w="1457" w:type="dxa"/>
           </w:tcPr>
           <w:p>
             <w:pPr>
@@ -3310,7 +3420,7 @@
         </w:tc>
         <w:tc>
           <w:tcPr>
-            <w:tcW w:w="1993" w:type="dxa"/>
+            <w:tcW w:w="1745" w:type="dxa"/>
           </w:tcPr>
           <w:p>
             <w:pPr>
@@ -3321,6 +3431,32 @@
             </w:pPr>
             <w:r>
               <w:t>25/01/2023</w:t>
+            </w:r>
+          </w:p>
+        </w:tc>
+        <w:tc>
+          <w:tcPr>
+            <w:tcW w:w="1161" w:type="dxa"/>
+          </w:tcPr>
+          <w:p>
+            <w:pPr>
+              <w:ind w:firstLine="0"/>
+            </w:pPr>
+            <w:r>
+              <w:t>Bilbao</w:t>
+            </w:r>
+          </w:p>
+        </w:tc>
+        <w:tc>
+          <w:tcPr>
+            <w:tcW w:w="1237" w:type="dxa"/>
+          </w:tcPr>
+          <w:p>
+            <w:pPr>
+              <w:ind w:firstLine="0"/>
+            </w:pPr>
+            <w:r>
+              <w:t>120000</w:t>
             </w:r>
           </w:p>
         </w:tc>
@@ -3331,7 +3467,7 @@
         </w:trPr>
         <w:tc>
           <w:tcPr>
-            <w:tcW w:w="1992" w:type="dxa"/>
+            <w:tcW w:w="1426" w:type="dxa"/>
           </w:tcPr>
           <w:p>
             <w:pPr>
@@ -3347,7 +3483,7 @@
         </w:tc>
         <w:tc>
           <w:tcPr>
-            <w:tcW w:w="1992" w:type="dxa"/>
+            <w:tcW w:w="1647" w:type="dxa"/>
           </w:tcPr>
           <w:p>
             <w:pPr>
@@ -3363,7 +3499,7 @@
         </w:tc>
         <w:tc>
           <w:tcPr>
-            <w:tcW w:w="1992" w:type="dxa"/>
+            <w:tcW w:w="1289" w:type="dxa"/>
           </w:tcPr>
           <w:p>
             <w:pPr>
@@ -3379,7 +3515,7 @@
         </w:tc>
         <w:tc>
           <w:tcPr>
-            <w:tcW w:w="1993" w:type="dxa"/>
+            <w:tcW w:w="1457" w:type="dxa"/>
           </w:tcPr>
           <w:p>
             <w:pPr>
@@ -3395,7 +3531,7 @@
         </w:tc>
         <w:tc>
           <w:tcPr>
-            <w:tcW w:w="1993" w:type="dxa"/>
+            <w:tcW w:w="1745" w:type="dxa"/>
           </w:tcPr>
           <w:p>
             <w:pPr>
@@ -3406,6 +3542,32 @@
             </w:pPr>
             <w:r>
               <w:t>14/09/2022</w:t>
+            </w:r>
+          </w:p>
+        </w:tc>
+        <w:tc>
+          <w:tcPr>
+            <w:tcW w:w="1161" w:type="dxa"/>
+          </w:tcPr>
+          <w:p>
+            <w:pPr>
+              <w:ind w:firstLine="0"/>
+            </w:pPr>
+            <w:r>
+              <w:t>Barcelona</w:t>
+            </w:r>
+          </w:p>
+        </w:tc>
+        <w:tc>
+          <w:tcPr>
+            <w:tcW w:w="1237" w:type="dxa"/>
+          </w:tcPr>
+          <w:p>
+            <w:pPr>
+              <w:ind w:firstLine="0"/>
+            </w:pPr>
+            <w:r>
+              <w:t>480000</w:t>
             </w:r>
           </w:p>
         </w:tc>
@@ -3818,6 +3980,7 @@
               </w:rPr>
             </w:pPr>
             <w:r>
+              <w:lastRenderedPageBreak/>
               <w:t>P003</w:t>
             </w:r>
           </w:p>
@@ -3932,7 +4095,6 @@
               </w:rPr>
             </w:pPr>
             <w:r>
-              <w:lastRenderedPageBreak/>
               <w:t>P004</w:t>
             </w:r>
           </w:p>
@@ -4169,23 +4331,30 @@
       <w:pPr>
         <w:pStyle w:val="Ttulo2"/>
       </w:pPr>
-      <w:bookmarkStart w:id="6" w:name="_Toc201133525"/>
+      <w:bookmarkStart w:id="5" w:name="_Toc202955648"/>
       <w:r>
         <w:t>Datos no estructurados</w:t>
       </w:r>
-      <w:bookmarkEnd w:id="6"/>
-    </w:p>
-    <w:p>
-      <w:pPr>
-        <w:rPr>
-          <w:lang w:eastAsia="es-CO"/>
-        </w:rPr>
-      </w:pPr>
-      <w:r>
-        <w:rPr>
-          <w:lang w:eastAsia="es-CO"/>
-        </w:rPr>
-        <w:t xml:space="preserve">Los datos no estructurados son aquellos que no siguen un modelo predefinido ni una organización tabular fija, a diferencia de los datos estructurados. No pueden almacenarse ni procesarse fácilmente en bases de datos relacionales sin una transformación previa. Se estima que representan aproximadamente el 80 % de los datos generados a nivel global (Gartner, citado en </w:t>
+      <w:bookmarkEnd w:id="5"/>
+    </w:p>
+    <w:p>
+      <w:pPr>
+        <w:rPr>
+          <w:lang w:eastAsia="es-CO"/>
+        </w:rPr>
+      </w:pPr>
+      <w:r>
+        <w:rPr>
+          <w:lang w:eastAsia="es-CO"/>
+        </w:rPr>
+        <w:t xml:space="preserve">Los datos no estructurados son aquellos que no siguen un modelo predefinido ni una organización tabular fija, a diferencia de los datos estructurados. No pueden almacenarse ni procesarse fácilmente en bases de datos relacionales sin una transformación previa. Se estima que representan aproximadamente el 80 % de los </w:t>
+      </w:r>
+      <w:r>
+        <w:rPr>
+          <w:lang w:eastAsia="es-CO"/>
+        </w:rPr>
+        <w:lastRenderedPageBreak/>
+        <w:t xml:space="preserve">datos generados a nivel global (Gartner, citado en </w:t>
       </w:r>
       <w:proofErr w:type="spellStart"/>
       <w:r>
@@ -4199,120 +4368,121 @@
         <w:rPr>
           <w:lang w:eastAsia="es-CO"/>
         </w:rPr>
-        <w:t xml:space="preserve"> et al., 2013). Ejemplos comunes </w:t>
-      </w:r>
+        <w:t xml:space="preserve"> et al., 2013). Ejemplos comunes incluyen correos electrónicos, documentos de texto, imágenes, videos y publicaciones en redes sociales.</w:t>
+      </w:r>
+    </w:p>
+    <w:p>
+      <w:pPr>
+        <w:rPr>
+          <w:lang w:eastAsia="es-CO"/>
+        </w:rPr>
+      </w:pPr>
+      <w:r>
+        <w:rPr>
+          <w:lang w:eastAsia="es-CO"/>
+        </w:rPr>
+        <w:t>En su estado original, estos datos no se ajustan directamente a las categorías de cualitativos o cuantitativos según los criterios del análisis estadístico tradicional. No obstante, para que los modelos de aprendizaje automático, como los Modelos de Lenguaje Grandes (</w:t>
+      </w:r>
+      <w:proofErr w:type="spellStart"/>
+      <w:r>
+        <w:rPr>
+          <w:lang w:eastAsia="es-CO"/>
+        </w:rPr>
+        <w:t>LLMs</w:t>
+      </w:r>
+      <w:proofErr w:type="spellEnd"/>
+      <w:r>
+        <w:rPr>
+          <w:lang w:eastAsia="es-CO"/>
+        </w:rPr>
+        <w:t xml:space="preserve">), puedan utilizarlos, es necesario transformarlos en representaciones estructuradas o numéricas. Por ejemplo, los textos se </w:t>
+      </w:r>
+      <w:proofErr w:type="spellStart"/>
+      <w:r>
+        <w:rPr>
+          <w:lang w:eastAsia="es-CO"/>
+        </w:rPr>
+        <w:t>tokenizan</w:t>
+      </w:r>
+      <w:proofErr w:type="spellEnd"/>
+      <w:r>
+        <w:rPr>
+          <w:lang w:eastAsia="es-CO"/>
+        </w:rPr>
+        <w:t xml:space="preserve"> y convierten en </w:t>
+      </w:r>
+      <w:proofErr w:type="spellStart"/>
+      <w:r>
+        <w:rPr>
+          <w:lang w:eastAsia="es-CO"/>
+        </w:rPr>
+        <w:t>embeddings</w:t>
+      </w:r>
+      <w:proofErr w:type="spellEnd"/>
+      <w:r>
+        <w:rPr>
+          <w:lang w:eastAsia="es-CO"/>
+        </w:rPr>
+        <w:t xml:space="preserve"> numéricos, mientras que las imágenes se representan mediante matrices de valores de píxeles.</w:t>
+      </w:r>
+    </w:p>
+    <w:p>
+      <w:pPr>
+        <w:rPr>
+          <w:lang w:eastAsia="es-CO"/>
+        </w:rPr>
+      </w:pPr>
+      <w:r>
+        <w:rPr>
+          <w:lang w:eastAsia="es-CO"/>
+        </w:rPr>
+        <w:t>La transformación de datos no estructurados permite su análisis y uso en diversas aplicaciones. En el caso de las imágenes, por ejemplo, cada píxel se representa con un valor numérico que refleja su intensidad o color. Una vez procesados, estos datos pueden analizarse como variables cuantitativas continuas o, tras una categorización, como variables cualitativas discretas. Gracias a esta conversión, los modelos de inteligencia artificial pueden identificar patrones y extraer información valiosa para tareas como la clasificación de imágenes, el análisis de sentimientos en texto y la generación de lenguaje natural.</w:t>
+      </w:r>
+    </w:p>
+    <w:p>
+      <w:pPr>
+        <w:rPr>
+          <w:lang w:eastAsia="es-CO"/>
+        </w:rPr>
+      </w:pPr>
+    </w:p>
+    <w:p>
+      <w:pPr>
+        <w:rPr>
+          <w:lang w:eastAsia="es-CO"/>
+        </w:rPr>
+      </w:pPr>
+    </w:p>
+    <w:p>
+      <w:pPr>
+        <w:rPr>
+          <w:lang w:eastAsia="es-CO"/>
+        </w:rPr>
+      </w:pPr>
+    </w:p>
+    <w:p>
+      <w:pPr>
+        <w:rPr>
+          <w:lang w:eastAsia="es-CO"/>
+        </w:rPr>
+      </w:pPr>
+    </w:p>
+    <w:p>
+      <w:pPr>
+        <w:rPr>
+          <w:lang w:eastAsia="es-CO"/>
+        </w:rPr>
+      </w:pPr>
       <w:r>
         <w:rPr>
           <w:lang w:eastAsia="es-CO"/>
         </w:rPr>
         <w:lastRenderedPageBreak/>
-        <w:t>incluyen correos electrónicos, documentos de texto, imágenes, videos y publicaciones en redes sociales.</w:t>
-      </w:r>
-    </w:p>
-    <w:p>
-      <w:pPr>
-        <w:rPr>
-          <w:lang w:eastAsia="es-CO"/>
-        </w:rPr>
-      </w:pPr>
-      <w:r>
-        <w:rPr>
-          <w:lang w:eastAsia="es-CO"/>
-        </w:rPr>
-        <w:t>En su estado original, estos datos no se ajustan directamente a las categorías de cualitativos o cuantitativos según los criterios del análisis estadístico tradicional. No obstante, para que los modelos de aprendizaje automático, como los Modelos de Lenguaje Grandes (</w:t>
-      </w:r>
-      <w:proofErr w:type="spellStart"/>
-      <w:r>
-        <w:rPr>
-          <w:lang w:eastAsia="es-CO"/>
-        </w:rPr>
-        <w:t>LLMs</w:t>
-      </w:r>
-      <w:proofErr w:type="spellEnd"/>
-      <w:r>
-        <w:rPr>
-          <w:lang w:eastAsia="es-CO"/>
-        </w:rPr>
-        <w:t xml:space="preserve">), puedan utilizarlos, es necesario transformarlos en representaciones estructuradas o numéricas. Por ejemplo, los textos se </w:t>
-      </w:r>
-      <w:proofErr w:type="spellStart"/>
-      <w:r>
-        <w:rPr>
-          <w:lang w:eastAsia="es-CO"/>
-        </w:rPr>
-        <w:t>tokenizan</w:t>
-      </w:r>
-      <w:proofErr w:type="spellEnd"/>
-      <w:r>
-        <w:rPr>
-          <w:lang w:eastAsia="es-CO"/>
-        </w:rPr>
-        <w:t xml:space="preserve"> y convierten en </w:t>
-      </w:r>
-      <w:proofErr w:type="spellStart"/>
-      <w:r>
-        <w:rPr>
-          <w:lang w:eastAsia="es-CO"/>
-        </w:rPr>
-        <w:t>embeddings</w:t>
-      </w:r>
-      <w:proofErr w:type="spellEnd"/>
-      <w:r>
-        <w:rPr>
-          <w:lang w:eastAsia="es-CO"/>
-        </w:rPr>
-        <w:t xml:space="preserve"> numéricos, mientras que las imágenes se representan mediante matrices de valores de píxeles.</w:t>
-      </w:r>
-    </w:p>
-    <w:p>
-      <w:pPr>
-        <w:rPr>
-          <w:lang w:eastAsia="es-CO"/>
-        </w:rPr>
-      </w:pPr>
-      <w:r>
-        <w:rPr>
-          <w:lang w:eastAsia="es-CO"/>
-        </w:rPr>
-        <w:t>La transformación de datos no estructurados permite su análisis y uso en diversas aplicaciones. En el caso de las imágenes, por ejemplo, cada píxel se representa con un valor numérico que refleja su intensidad o color. Una vez procesados, estos datos pueden analizarse como variables cuantitativas continuas o, tras una categorización, como variables cualitativas discretas. Gracias a esta conversión, los modelos de inteligencia artificial pueden identificar patrones y extraer información valiosa para tareas como la clasificación de imágenes, el análisis de sentimientos en texto y la generación de lenguaje natural.</w:t>
-      </w:r>
-    </w:p>
-    <w:p>
-      <w:pPr>
-        <w:rPr>
-          <w:lang w:eastAsia="es-CO"/>
-        </w:rPr>
-      </w:pPr>
-      <w:r>
-        <w:rPr>
-          <w:lang w:eastAsia="es-CO"/>
-        </w:rPr>
         <w:t>En la tabla 3 se presentan ejemplos de datos no estructurados y sus formatos más comunes:</w:t>
       </w:r>
     </w:p>
     <w:p>
       <w:pPr>
-        <w:rPr>
-          <w:lang w:eastAsia="es-CO"/>
-        </w:rPr>
-      </w:pPr>
-    </w:p>
-    <w:p>
-      <w:pPr>
-        <w:rPr>
-          <w:lang w:eastAsia="es-CO"/>
-        </w:rPr>
-      </w:pPr>
-    </w:p>
-    <w:p>
-      <w:pPr>
-        <w:rPr>
-          <w:lang w:eastAsia="es-CO"/>
-        </w:rPr>
-      </w:pPr>
-    </w:p>
-    <w:p>
-      <w:pPr>
         <w:pStyle w:val="Tabla"/>
         <w:rPr>
           <w:lang w:eastAsia="es-CO"/>
@@ -4322,7 +4492,6 @@
         <w:rPr>
           <w:lang w:eastAsia="es-CO"/>
         </w:rPr>
-        <w:lastRenderedPageBreak/>
         <w:t>Formatos de datos no estructurados</w:t>
       </w:r>
     </w:p>
@@ -4611,25 +4780,25 @@
         <w:rPr>
           <w:lang w:eastAsia="es-CO"/>
         </w:rPr>
-        <w:t xml:space="preserve">Los datos no estructurados representan un reto y una oportunidad en el análisis de información. Su flexibilidad permite capturar detalles ricos y contextuales, pero también requiere herramientas avanzadas para su procesamiento. Tecnologías como el procesamiento de lenguaje natural, la visión por computadora y la inteligencia artificial han facilitado la extracción de valor a partir de estos datos. En sectores como la salud, el comercio y la ciberseguridad, su análisis ha permitido mejorar la toma de decisiones, </w:t>
+        <w:t xml:space="preserve">Los datos no estructurados representan un reto y una oportunidad en el análisis de información. Su flexibilidad permite capturar detalles ricos y contextuales, pero también requiere herramientas avanzadas para su procesamiento. Tecnologías como el procesamiento de lenguaje natural, la visión por computadora y la inteligencia artificial </w:t>
       </w:r>
       <w:r>
         <w:rPr>
           <w:lang w:eastAsia="es-CO"/>
         </w:rPr>
         <w:lastRenderedPageBreak/>
-        <w:t>automatizar procesos y descubrir patrones que serían difíciles de detectar con métodos tradicionales.</w:t>
+        <w:t>han facilitado la extracción de valor a partir de estos datos. En sectores como la salud, el comercio y la ciberseguridad, su análisis ha permitido mejorar la toma de decisiones, automatizar procesos y descubrir patrones que serían difíciles de detectar con métodos tradicionales.</w:t>
       </w:r>
     </w:p>
     <w:p>
       <w:pPr>
         <w:pStyle w:val="Ttulo2"/>
       </w:pPr>
-      <w:bookmarkStart w:id="7" w:name="_Toc201133526"/>
+      <w:bookmarkStart w:id="6" w:name="_Toc202955649"/>
       <w:r>
         <w:t>Datos semiestructurados</w:t>
       </w:r>
-      <w:bookmarkEnd w:id="7"/>
+      <w:bookmarkEnd w:id="6"/>
     </w:p>
     <w:p>
       <w:pPr>
@@ -4654,7 +4823,19 @@
         <w:rPr>
           <w:lang w:eastAsia="es-CO"/>
         </w:rPr>
-        <w:t>Ejemplos comunes de datos semiestructurados son los archivos XML y JSON, que utilizan etiquetas o pares clave-valor para organizar la información. También se incluyen correos electrónicos con metadatos, logs de servidores y archivos YAML, los cuales contienen estructura, pero sin ajustarse a una forma tabular estricta.</w:t>
+        <w:t xml:space="preserve">Ejemplos comunes de datos semiestructurados son los archivos XML y JSON, que utilizan etiquetas o pares clave-valor para organizar la información. También se incluyen correos electrónicos con metadatos, </w:t>
+      </w:r>
+      <w:r>
+        <w:rPr>
+          <w:rStyle w:val="Extranjerismo"/>
+        </w:rPr>
+        <w:t>logs</w:t>
+      </w:r>
+      <w:r>
+        <w:rPr>
+          <w:lang w:eastAsia="es-CO"/>
+        </w:rPr>
+        <w:t xml:space="preserve"> de servidores y archivos YAML, los cuales contienen estructura, pero sin ajustarse a una forma tabular estricta.</w:t>
       </w:r>
     </w:p>
     <w:p>
@@ -4680,6 +4861,7 @@
         <w:rPr>
           <w:lang w:eastAsia="es-CO"/>
         </w:rPr>
+        <w:lastRenderedPageBreak/>
         <w:t xml:space="preserve">Su uso ha crecido con el auge del </w:t>
       </w:r>
       <w:r>
@@ -4692,14 +4874,7 @@
         <w:rPr>
           <w:lang w:eastAsia="es-CO"/>
         </w:rPr>
-        <w:t xml:space="preserve"> y la computación en la nube, ya que facilitan la recopilación y análisis de grandes volúmenes de información procedente de </w:t>
-      </w:r>
-      <w:r>
-        <w:rPr>
-          <w:lang w:eastAsia="es-CO"/>
-        </w:rPr>
-        <w:lastRenderedPageBreak/>
-        <w:t>diversas fuentes. En la tabla 4 se presentan algunos tipos de archivos comúnmente clasificados como semiestructurados.</w:t>
+        <w:t xml:space="preserve"> y la computación en la nube, ya que facilitan la recopilación y análisis de grandes volúmenes de información procedente de diversas fuentes. En la tabla 4 se presentan algunos tipos de archivos comúnmente clasificados como semiestructurados.</w:t>
       </w:r>
     </w:p>
     <w:p>
@@ -4723,8 +4898,8 @@
         <w:tblLook w:val="04A0" w:firstRow="1" w:lastRow="0" w:firstColumn="1" w:lastColumn="0" w:noHBand="0" w:noVBand="1"/>
       </w:tblPr>
       <w:tblGrid>
-        <w:gridCol w:w="4248"/>
-        <w:gridCol w:w="5714"/>
+        <w:gridCol w:w="2576"/>
+        <w:gridCol w:w="7386"/>
       </w:tblGrid>
       <w:tr>
         <w:trPr>
@@ -4870,7 +5045,7 @@
               </w:rPr>
             </w:pPr>
             <w:r>
-              <w:t>Ana30</w:t>
+              <w:t>&lt;cliente&gt;&lt;nombre&gt;Ana&lt;/nombre&gt;&lt;edad&gt;30&lt;/edad&gt;&lt;/cliente&gt;</w:t>
             </w:r>
           </w:p>
         </w:tc>
@@ -4978,7 +5153,13 @@
               </w:rPr>
             </w:pPr>
             <w:r>
-              <w:t>Logs de servidor</w:t>
+              <w:rPr>
+                <w:rStyle w:val="Extranjerismo"/>
+              </w:rPr>
+              <w:t>Logs</w:t>
+            </w:r>
+            <w:r>
+              <w:t xml:space="preserve"> de servidor</w:t>
             </w:r>
           </w:p>
         </w:tc>
@@ -5014,10 +5195,39 @@
           <w:lang w:eastAsia="es-CO"/>
         </w:rPr>
       </w:pPr>
-      <w:r>
-        <w:rPr>
-          <w:lang w:eastAsia="es-CO"/>
-        </w:rPr>
+    </w:p>
+    <w:p>
+      <w:pPr>
+        <w:rPr>
+          <w:lang w:eastAsia="es-CO"/>
+        </w:rPr>
+      </w:pPr>
+    </w:p>
+    <w:p>
+      <w:pPr>
+        <w:rPr>
+          <w:lang w:eastAsia="es-CO"/>
+        </w:rPr>
+      </w:pPr>
+    </w:p>
+    <w:p>
+      <w:pPr>
+        <w:rPr>
+          <w:lang w:eastAsia="es-CO"/>
+        </w:rPr>
+      </w:pPr>
+    </w:p>
+    <w:p>
+      <w:pPr>
+        <w:rPr>
+          <w:lang w:eastAsia="es-CO"/>
+        </w:rPr>
+      </w:pPr>
+      <w:r>
+        <w:rPr>
+          <w:lang w:eastAsia="es-CO"/>
+        </w:rPr>
+        <w:lastRenderedPageBreak/>
         <w:t>A continuación, en la tabla 5 se presenta una comparación entre los diferentes tipos de datos analizados hasta ahora.</w:t>
       </w:r>
     </w:p>
@@ -5268,7 +5478,6 @@
               </w:rPr>
             </w:pPr>
             <w:r>
-              <w:lastRenderedPageBreak/>
               <w:t>Ejemplo</w:t>
             </w:r>
           </w:p>
@@ -5475,11 +5684,12 @@
       <w:pPr>
         <w:pStyle w:val="Ttulo2"/>
       </w:pPr>
-      <w:bookmarkStart w:id="8" w:name="_Toc201133527"/>
-      <w:r>
+      <w:bookmarkStart w:id="7" w:name="_Toc202955650"/>
+      <w:r>
+        <w:lastRenderedPageBreak/>
         <w:t>Calidad de los datos</w:t>
       </w:r>
-      <w:bookmarkEnd w:id="8"/>
+      <w:bookmarkEnd w:id="7"/>
     </w:p>
     <w:p>
       <w:pPr>
@@ -5532,7 +5742,6 @@
         <w:rPr>
           <w:lang w:eastAsia="es-CO"/>
         </w:rPr>
-        <w:lastRenderedPageBreak/>
         <w:t>Las principales características de la calidad de los datos son:</w:t>
       </w:r>
     </w:p>
@@ -5652,6 +5861,7 @@
           <w:b/>
           <w:lang w:eastAsia="es-CO"/>
         </w:rPr>
+        <w:lastRenderedPageBreak/>
         <w:t>Actualidad y temporalidad</w:t>
       </w:r>
       <w:r>
@@ -5688,13 +5898,6 @@
     </w:p>
     <w:p>
       <w:pPr>
-        <w:rPr>
-          <w:lang w:eastAsia="es-CO"/>
-        </w:rPr>
-      </w:pPr>
-    </w:p>
-    <w:p>
-      <w:pPr>
         <w:pStyle w:val="Prrafodelista"/>
         <w:numPr>
           <w:ilvl w:val="0"/>
@@ -5709,7 +5912,6 @@
           <w:b/>
           <w:lang w:eastAsia="es-CO"/>
         </w:rPr>
-        <w:lastRenderedPageBreak/>
         <w:t>Adecuación al propósito</w:t>
       </w:r>
       <w:r>
@@ -5843,7 +6045,14 @@
         <w:rPr>
           <w:lang w:eastAsia="es-CO"/>
         </w:rPr>
-        <w:t>En síntesis, la calidad de los datos es un concepto multidimensional que garantiza que la información sea precisa, válida, completa, coherente y adecuada para el propósito al que está destinada. Evaluar la calidad de los datos es un paso esencial en la preparación de datos para cualquier análisis estadístico o aplicación de inteligencia artificial (</w:t>
+        <w:t xml:space="preserve">En síntesis, la calidad de los datos es un concepto multidimensional que garantiza que la información sea precisa, válida, completa, coherente y adecuada para el </w:t>
+      </w:r>
+      <w:r>
+        <w:rPr>
+          <w:lang w:eastAsia="es-CO"/>
+        </w:rPr>
+        <w:lastRenderedPageBreak/>
+        <w:t>propósito al que está destinada. Evaluar la calidad de los datos es un paso esencial en la preparación de datos para cualquier análisis estadístico o aplicación de inteligencia artificial (</w:t>
       </w:r>
       <w:proofErr w:type="spellStart"/>
       <w:r>
@@ -5862,134 +6071,120 @@
     </w:p>
     <w:p>
       <w:pPr>
-        <w:rPr>
-          <w:lang w:eastAsia="es-CO"/>
-        </w:rPr>
-      </w:pPr>
-    </w:p>
-    <w:p>
-      <w:pPr>
-        <w:rPr>
-          <w:lang w:eastAsia="es-CO"/>
-        </w:rPr>
-      </w:pPr>
-    </w:p>
-    <w:p>
-      <w:pPr>
         <w:pStyle w:val="Ttulo1"/>
       </w:pPr>
-      <w:bookmarkStart w:id="9" w:name="_Toc201133528"/>
-      <w:r>
+      <w:bookmarkStart w:id="8" w:name="_Toc202955651"/>
+      <w:r>
+        <w:t>Estadística descriptiva</w:t>
+      </w:r>
+      <w:bookmarkEnd w:id="8"/>
+    </w:p>
+    <w:p>
+      <w:pPr>
+        <w:rPr>
+          <w:lang w:eastAsia="es-CO"/>
+        </w:rPr>
+      </w:pPr>
+      <w:r>
+        <w:rPr>
+          <w:lang w:eastAsia="es-CO"/>
+        </w:rPr>
+        <w:t>Los métodos estadísticos se dividen en dos grandes categorías, estadística descriptiva y estadística inferencial. La estadística descriptiva se encarga de recopilar, organizar, analizar y presentar datos de manera resumida, sin realizar inferencias sobre la población de origen. En contraste, la estadística inferencial busca extraer conclusiones sobre una población a partir de una muestra, utilizando técnicas como la estimación de parámetros y el contraste de hipótesis (Aroca, 2009).</w:t>
+      </w:r>
+    </w:p>
+    <w:p>
+      <w:pPr>
+        <w:rPr>
+          <w:lang w:eastAsia="es-CO"/>
+        </w:rPr>
+      </w:pPr>
+      <w:r>
+        <w:rPr>
+          <w:lang w:eastAsia="es-CO"/>
+        </w:rPr>
+        <w:t>Este programa de formación complementario se centrará en la estadística descriptiva, la cual permite representar la información mediante tablas, gráficos y medidas estadísticas que sintetizan las características de los datos (Viedma, 2018). Dependiendo del origen de las fuentes, la estadística descriptiva organiza y clasifica los datos obtenidos a través de observaciones. Para ello, se utilizan herramientas como distribuciones de frecuencia, medidas de tendencia central (media, mediana, moda) y medidas de dispersión (rango, varianza, desviación estándar) (Del Pino, 2008).</w:t>
+      </w:r>
+    </w:p>
+    <w:p>
+      <w:pPr>
+        <w:rPr>
+          <w:lang w:eastAsia="es-CO"/>
+        </w:rPr>
+      </w:pPr>
+      <w:r>
+        <w:rPr>
+          <w:lang w:eastAsia="es-CO"/>
+        </w:rPr>
+        <w:t xml:space="preserve">Dentro de la estadística descriptiva, es posible diferenciar entre la estadística </w:t>
+      </w:r>
+      <w:proofErr w:type="spellStart"/>
+      <w:r>
+        <w:rPr>
+          <w:lang w:eastAsia="es-CO"/>
+        </w:rPr>
+        <w:t>univariada</w:t>
+      </w:r>
+      <w:proofErr w:type="spellEnd"/>
+      <w:r>
+        <w:rPr>
+          <w:lang w:eastAsia="es-CO"/>
+        </w:rPr>
+        <w:t xml:space="preserve"> y la estadística </w:t>
+      </w:r>
+      <w:proofErr w:type="spellStart"/>
+      <w:r>
+        <w:rPr>
+          <w:lang w:eastAsia="es-CO"/>
+        </w:rPr>
+        <w:t>bivariada</w:t>
+      </w:r>
+      <w:proofErr w:type="spellEnd"/>
+      <w:r>
+        <w:rPr>
+          <w:lang w:eastAsia="es-CO"/>
+        </w:rPr>
+        <w:t xml:space="preserve">. La estadística </w:t>
+      </w:r>
+      <w:proofErr w:type="spellStart"/>
+      <w:r>
+        <w:rPr>
+          <w:lang w:eastAsia="es-CO"/>
+        </w:rPr>
+        <w:t>univariada</w:t>
+      </w:r>
+      <w:proofErr w:type="spellEnd"/>
+      <w:r>
+        <w:rPr>
+          <w:lang w:eastAsia="es-CO"/>
+        </w:rPr>
+        <w:t xml:space="preserve"> analiza una sola variable a la vez, mientras que la estadística </w:t>
+      </w:r>
+      <w:proofErr w:type="spellStart"/>
+      <w:r>
+        <w:rPr>
+          <w:lang w:eastAsia="es-CO"/>
+        </w:rPr>
+        <w:t>bivariada</w:t>
+      </w:r>
+      <w:proofErr w:type="spellEnd"/>
+      <w:r>
+        <w:rPr>
+          <w:lang w:eastAsia="es-CO"/>
+        </w:rPr>
+        <w:t xml:space="preserve"> estudia la relación entre dos variables, utilizando herramientas como tablas de contingencia, diagramas de dispersión y coeficientes de correlación.</w:t>
+      </w:r>
+    </w:p>
+    <w:p>
+      <w:pPr>
+        <w:rPr>
+          <w:lang w:eastAsia="es-CO"/>
+        </w:rPr>
+      </w:pPr>
+      <w:r>
+        <w:rPr>
+          <w:lang w:eastAsia="es-CO"/>
+        </w:rPr>
         <w:lastRenderedPageBreak/>
-        <w:t>Estadística descriptiva</w:t>
-      </w:r>
-      <w:bookmarkEnd w:id="9"/>
-    </w:p>
-    <w:p>
-      <w:pPr>
-        <w:rPr>
-          <w:lang w:eastAsia="es-CO"/>
-        </w:rPr>
-      </w:pPr>
-      <w:r>
-        <w:rPr>
-          <w:lang w:eastAsia="es-CO"/>
-        </w:rPr>
-        <w:t>Los métodos estadísticos se dividen en dos grandes categorías, estadística descriptiva y estadística inferencial. La estadística descriptiva se encarga de recopilar, organizar, analizar y presentar datos de manera resumida, sin realizar inferencias sobre la población de origen. En contraste, la estadística inferencial busca extraer conclusiones sobre una población a partir de una muestra, utilizando técnicas como la estimación de parámetros y el contraste de hipótesis (Aroca, 2009).</w:t>
-      </w:r>
-    </w:p>
-    <w:p>
-      <w:pPr>
-        <w:rPr>
-          <w:lang w:eastAsia="es-CO"/>
-        </w:rPr>
-      </w:pPr>
-      <w:r>
-        <w:rPr>
-          <w:lang w:eastAsia="es-CO"/>
-        </w:rPr>
-        <w:t>Este programa de formación complementario se centrará en la estadística descriptiva, la cual permite representar la información mediante tablas, gráficos y medidas estadísticas que sintetizan las características de los datos (Viedma, 2018). Dependiendo del origen de las fuentes, la estadística descriptiva organiza y clasifica los datos obtenidos a través de observaciones. Para ello, se utilizan herramientas como distribuciones de frecuencia, medidas de tendencia central (media, mediana, moda) y medidas de dispersión (rango, varianza, desviación estándar) (Del Pino, 2008).</w:t>
-      </w:r>
-    </w:p>
-    <w:p>
-      <w:pPr>
-        <w:rPr>
-          <w:lang w:eastAsia="es-CO"/>
-        </w:rPr>
-      </w:pPr>
-      <w:r>
-        <w:rPr>
-          <w:lang w:eastAsia="es-CO"/>
-        </w:rPr>
-        <w:t xml:space="preserve">Dentro de la estadística descriptiva, es posible diferenciar entre la estadística </w:t>
-      </w:r>
-      <w:proofErr w:type="spellStart"/>
-      <w:r>
-        <w:rPr>
-          <w:lang w:eastAsia="es-CO"/>
-        </w:rPr>
-        <w:t>univariada</w:t>
-      </w:r>
-      <w:proofErr w:type="spellEnd"/>
-      <w:r>
-        <w:rPr>
-          <w:lang w:eastAsia="es-CO"/>
-        </w:rPr>
-        <w:t xml:space="preserve"> y la estadística </w:t>
-      </w:r>
-      <w:proofErr w:type="spellStart"/>
-      <w:r>
-        <w:rPr>
-          <w:lang w:eastAsia="es-CO"/>
-        </w:rPr>
-        <w:t>bivariada</w:t>
-      </w:r>
-      <w:proofErr w:type="spellEnd"/>
-      <w:r>
-        <w:rPr>
-          <w:lang w:eastAsia="es-CO"/>
-        </w:rPr>
-        <w:t xml:space="preserve">. La estadística </w:t>
-      </w:r>
-      <w:proofErr w:type="spellStart"/>
-      <w:r>
-        <w:rPr>
-          <w:lang w:eastAsia="es-CO"/>
-        </w:rPr>
-        <w:t>univariada</w:t>
-      </w:r>
-      <w:proofErr w:type="spellEnd"/>
-      <w:r>
-        <w:rPr>
-          <w:lang w:eastAsia="es-CO"/>
-        </w:rPr>
-        <w:t xml:space="preserve"> analiza una sola variable a la vez, mientras que la estadística </w:t>
-      </w:r>
-      <w:proofErr w:type="spellStart"/>
-      <w:r>
-        <w:rPr>
-          <w:lang w:eastAsia="es-CO"/>
-        </w:rPr>
-        <w:t>bivariada</w:t>
-      </w:r>
-      <w:proofErr w:type="spellEnd"/>
-      <w:r>
-        <w:rPr>
-          <w:lang w:eastAsia="es-CO"/>
-        </w:rPr>
-        <w:t xml:space="preserve"> estudia la relación entre dos variables, utilizando herramientas como tablas de contingencia, diagramas de dispersión y coeficientes de correlación.</w:t>
-      </w:r>
-    </w:p>
-    <w:p>
-      <w:pPr>
-        <w:rPr>
-          <w:lang w:eastAsia="es-CO"/>
-        </w:rPr>
-      </w:pPr>
-      <w:r>
-        <w:rPr>
-          <w:lang w:eastAsia="es-CO"/>
-        </w:rPr>
         <w:t>Es importante señalar que la estadística descriptiva no emplea el cálculo de probabilidades ni permite realizar inferencias más allá de los datos analizados. Su objetivo principal es resumir y presentar la información de manera clara y comprensible, facilitando su interpretación y uso en la toma de decisiones (Del Pino, 2008).</w:t>
       </w:r>
     </w:p>
@@ -6016,14 +6211,16 @@
           <w:lang w:eastAsia="es-CO"/>
         </w:rPr>
       </w:pPr>
-      <w:bookmarkStart w:id="10" w:name="_Toc194939514"/>
-      <w:bookmarkStart w:id="11" w:name="_Toc195024899"/>
-      <w:bookmarkStart w:id="12" w:name="_Toc196197784"/>
-      <w:bookmarkStart w:id="13" w:name="_Toc196295049"/>
-      <w:bookmarkStart w:id="14" w:name="_Toc196390782"/>
-      <w:bookmarkStart w:id="15" w:name="_Toc196401993"/>
-      <w:bookmarkStart w:id="16" w:name="_Toc197610598"/>
-      <w:bookmarkStart w:id="17" w:name="_Toc201133529"/>
+      <w:bookmarkStart w:id="9" w:name="_Toc194939514"/>
+      <w:bookmarkStart w:id="10" w:name="_Toc195024899"/>
+      <w:bookmarkStart w:id="11" w:name="_Toc196197784"/>
+      <w:bookmarkStart w:id="12" w:name="_Toc196295049"/>
+      <w:bookmarkStart w:id="13" w:name="_Toc196390782"/>
+      <w:bookmarkStart w:id="14" w:name="_Toc196401993"/>
+      <w:bookmarkStart w:id="15" w:name="_Toc197610598"/>
+      <w:bookmarkStart w:id="16" w:name="_Toc201133529"/>
+      <w:bookmarkStart w:id="17" w:name="_Toc202955652"/>
+      <w:bookmarkEnd w:id="9"/>
       <w:bookmarkEnd w:id="10"/>
       <w:bookmarkEnd w:id="11"/>
       <w:bookmarkEnd w:id="12"/>
@@ -6037,7 +6234,7 @@
       <w:pPr>
         <w:pStyle w:val="Ttulo2"/>
       </w:pPr>
-      <w:bookmarkStart w:id="18" w:name="_Toc201133530"/>
+      <w:bookmarkStart w:id="18" w:name="_Toc202955653"/>
       <w:r>
         <w:t>Niveles de medición</w:t>
       </w:r>
@@ -6211,6 +6408,7 @@
         <w:rPr>
           <w:lang w:eastAsia="es-CO"/>
         </w:rPr>
+        <w:lastRenderedPageBreak/>
         <w:t>Nivel de satisfacción en una encuesta (bajo, medio, alto)</w:t>
       </w:r>
     </w:p>
@@ -6266,7 +6464,6 @@
           <w:b/>
           <w:lang w:eastAsia="es-CO"/>
         </w:rPr>
-        <w:lastRenderedPageBreak/>
         <w:t>Nivel de intervalo</w:t>
       </w:r>
       <w:r>
@@ -6461,43 +6658,30 @@
           <w:lang w:eastAsia="es-CO"/>
         </w:rPr>
       </w:pPr>
-      <w:r>
-        <w:rPr>
-          <w:lang w:eastAsia="es-CO"/>
-        </w:rPr>
+    </w:p>
+    <w:p>
+      <w:pPr>
+        <w:rPr>
+          <w:lang w:eastAsia="es-CO"/>
+        </w:rPr>
+      </w:pPr>
+    </w:p>
+    <w:p>
+      <w:pPr>
+        <w:rPr>
+          <w:lang w:eastAsia="es-CO"/>
+        </w:rPr>
+      </w:pPr>
+      <w:r>
+        <w:rPr>
+          <w:lang w:eastAsia="es-CO"/>
+        </w:rPr>
+        <w:lastRenderedPageBreak/>
         <w:t>En la tabla 6 se presenta una comparación de los niveles de medición con sus características principales:</w:t>
       </w:r>
     </w:p>
     <w:p>
       <w:pPr>
-        <w:rPr>
-          <w:lang w:eastAsia="es-CO"/>
-        </w:rPr>
-      </w:pPr>
-    </w:p>
-    <w:p>
-      <w:pPr>
-        <w:rPr>
-          <w:lang w:eastAsia="es-CO"/>
-        </w:rPr>
-      </w:pPr>
-    </w:p>
-    <w:p>
-      <w:pPr>
-        <w:rPr>
-          <w:lang w:eastAsia="es-CO"/>
-        </w:rPr>
-      </w:pPr>
-    </w:p>
-    <w:p>
-      <w:pPr>
-        <w:rPr>
-          <w:lang w:eastAsia="es-CO"/>
-        </w:rPr>
-      </w:pPr>
-    </w:p>
-    <w:p>
-      <w:pPr>
         <w:pStyle w:val="Tabla"/>
         <w:rPr>
           <w:lang w:eastAsia="es-CO"/>
@@ -6507,7 +6691,6 @@
         <w:rPr>
           <w:lang w:eastAsia="es-CO"/>
         </w:rPr>
-        <w:lastRenderedPageBreak/>
         <w:t>Comparación de los niveles de medición</w:t>
       </w:r>
     </w:p>
@@ -7053,7 +7236,7 @@
       <w:pPr>
         <w:pStyle w:val="Ttulo2"/>
       </w:pPr>
-      <w:bookmarkStart w:id="19" w:name="_Toc201133531"/>
+      <w:bookmarkStart w:id="19" w:name="_Toc202955654"/>
       <w:r>
         <w:t>Variables categóricas</w:t>
       </w:r>
@@ -7078,10 +7261,18 @@
           <w:lang w:eastAsia="es-CO"/>
         </w:rPr>
       </w:pPr>
-      <w:r>
-        <w:rPr>
-          <w:lang w:eastAsia="es-CO"/>
-        </w:rPr>
+    </w:p>
+    <w:p>
+      <w:pPr>
+        <w:rPr>
+          <w:lang w:eastAsia="es-CO"/>
+        </w:rPr>
+      </w:pPr>
+      <w:r>
+        <w:rPr>
+          <w:lang w:eastAsia="es-CO"/>
+        </w:rPr>
+        <w:lastRenderedPageBreak/>
         <w:t>Las variables categóricas se dividen en dos tipos principales:</w:t>
       </w:r>
     </w:p>
@@ -7153,7 +7344,6 @@
           <w:b/>
           <w:lang w:eastAsia="es-CO"/>
         </w:rPr>
-        <w:lastRenderedPageBreak/>
         <w:t>Ordinales</w:t>
       </w:r>
       <w:r>
@@ -7801,6 +7991,7 @@
               </w:rPr>
             </w:pPr>
             <w:r>
+              <w:lastRenderedPageBreak/>
               <w:t>E005</w:t>
             </w:r>
           </w:p>
@@ -7902,14 +8093,7 @@
         <w:rPr>
           <w:lang w:eastAsia="es-CO"/>
         </w:rPr>
-        <w:t xml:space="preserve">Las variables categóricas suelen organizarse en tablas de frecuencia, que permiten visualizar la cantidad de veces que aparece cada categoría dentro de un conjunto de datos. Por ejemplo, en una encuesta realizada a 20 personas sobre su nivel </w:t>
-      </w:r>
-      <w:r>
-        <w:rPr>
-          <w:lang w:eastAsia="es-CO"/>
-        </w:rPr>
-        <w:lastRenderedPageBreak/>
-        <w:t>de satisfacción con un curso, se obtuvieron los siguientes resultados: 4 personas indicaron un nivel de satisfacción bajo, 9 personas lo calificaron como medio y 7 personas como alto. La tabla 8 muestra la distribución de frecuencias correspondiente, facilitando el análisis de estos datos:</w:t>
+        <w:t>Las variables categóricas suelen organizarse en tablas de frecuencia, que permiten visualizar la cantidad de veces que aparece cada categoría dentro de un conjunto de datos. Por ejemplo, en una encuesta realizada a 20 personas sobre su nivel de satisfacción con un curso, se obtuvieron los siguientes resultados: 4 personas indicaron un nivel de satisfacción bajo, 9 personas lo calificaron como medio y 7 personas como alto. La tabla 8 muestra la distribución de frecuencias correspondiente, facilitando el análisis de estos datos:</w:t>
       </w:r>
     </w:p>
     <w:p>
@@ -8284,10 +8468,18 @@
           <w:lang w:eastAsia="es-CO"/>
         </w:rPr>
       </w:pPr>
-      <w:r>
-        <w:rPr>
-          <w:lang w:eastAsia="es-CO"/>
-        </w:rPr>
+    </w:p>
+    <w:p>
+      <w:pPr>
+        <w:rPr>
+          <w:lang w:eastAsia="es-CO"/>
+        </w:rPr>
+      </w:pPr>
+      <w:r>
+        <w:rPr>
+          <w:lang w:eastAsia="es-CO"/>
+        </w:rPr>
+        <w:lastRenderedPageBreak/>
         <w:t>Las variables categóricas se pueden visualizar mediante:</w:t>
       </w:r>
     </w:p>
@@ -8356,20 +8548,6 @@
     </w:p>
     <w:p>
       <w:pPr>
-        <w:rPr>
-          <w:lang w:eastAsia="es-CO"/>
-        </w:rPr>
-      </w:pPr>
-    </w:p>
-    <w:p>
-      <w:pPr>
-        <w:rPr>
-          <w:lang w:eastAsia="es-CO"/>
-        </w:rPr>
-      </w:pPr>
-    </w:p>
-    <w:p>
-      <w:pPr>
         <w:pStyle w:val="Tabla"/>
         <w:rPr>
           <w:lang w:eastAsia="es-CO"/>
@@ -8379,7 +8557,6 @@
         <w:rPr>
           <w:lang w:eastAsia="es-CO"/>
         </w:rPr>
-        <w:lastRenderedPageBreak/>
         <w:t>Tabla de frecuencias variable categórica nominal</w:t>
       </w:r>
     </w:p>
@@ -8714,10 +8891,39 @@
           <w:lang w:eastAsia="es-CO"/>
         </w:rPr>
       </w:pPr>
-      <w:r>
-        <w:rPr>
-          <w:lang w:eastAsia="es-CO"/>
-        </w:rPr>
+    </w:p>
+    <w:p>
+      <w:pPr>
+        <w:rPr>
+          <w:lang w:eastAsia="es-CO"/>
+        </w:rPr>
+      </w:pPr>
+    </w:p>
+    <w:p>
+      <w:pPr>
+        <w:rPr>
+          <w:lang w:eastAsia="es-CO"/>
+        </w:rPr>
+      </w:pPr>
+    </w:p>
+    <w:p>
+      <w:pPr>
+        <w:rPr>
+          <w:lang w:eastAsia="es-CO"/>
+        </w:rPr>
+      </w:pPr>
+    </w:p>
+    <w:p>
+      <w:pPr>
+        <w:rPr>
+          <w:lang w:eastAsia="es-CO"/>
+        </w:rPr>
+      </w:pPr>
+      <w:r>
+        <w:rPr>
+          <w:lang w:eastAsia="es-CO"/>
+        </w:rPr>
+        <w:lastRenderedPageBreak/>
         <w:t>Estos datos pueden representarse con un gráfico de barras o un gráfico circular para una mayor claridad en su interpretación para la frecuencia absoluta:</w:t>
       </w:r>
     </w:p>
@@ -8806,7 +9012,6 @@
           <w:noProof/>
           <w:lang w:eastAsia="es-CO"/>
         </w:rPr>
-        <w:lastRenderedPageBreak/>
         <w:drawing>
           <wp:inline distT="0" distB="0" distL="0" distR="0" wp14:anchorId="6E42EE19" wp14:editId="33A0E18E">
             <wp:extent cx="5334166" cy="2589401"/>
@@ -8864,14 +9069,21 @@
         <w:rPr>
           <w:lang w:eastAsia="es-CO"/>
         </w:rPr>
-        <w:t>Las variables categóricas permiten clasificar datos cualitativos en grupos diferenciados, ya sean nominales (sin jerarquía) u ordinales (con jerarquía). Para analizarlas, se pueden usar tablas de frecuencia y gráficos visuales que faciliten su interpretación</w:t>
+        <w:t xml:space="preserve">Las variables categóricas permiten clasificar datos cualitativos en grupos diferenciados, ya sean nominales (sin jerarquía) u ordinales (con jerarquía). Para </w:t>
+      </w:r>
+      <w:r>
+        <w:rPr>
+          <w:lang w:eastAsia="es-CO"/>
+        </w:rPr>
+        <w:lastRenderedPageBreak/>
+        <w:t>analizarlas, se pueden usar tablas de frecuencia y gráficos visuales que faciliten su interpretación</w:t>
       </w:r>
     </w:p>
     <w:p>
       <w:pPr>
         <w:pStyle w:val="Ttulo2"/>
       </w:pPr>
-      <w:bookmarkStart w:id="20" w:name="_Toc201133532"/>
+      <w:bookmarkStart w:id="20" w:name="_Toc202955655"/>
       <w:r>
         <w:t>Variables numéricas</w:t>
       </w:r>
@@ -8893,27 +9105,6 @@
     <w:p>
       <w:pPr>
         <w:rPr>
-          <w:lang w:eastAsia="es-CO"/>
-        </w:rPr>
-      </w:pPr>
-    </w:p>
-    <w:p>
-      <w:pPr>
-        <w:rPr>
-          <w:lang w:eastAsia="es-CO"/>
-        </w:rPr>
-      </w:pPr>
-    </w:p>
-    <w:p>
-      <w:pPr>
-        <w:rPr>
-          <w:lang w:eastAsia="es-CO"/>
-        </w:rPr>
-      </w:pPr>
-    </w:p>
-    <w:p>
-      <w:pPr>
-        <w:rPr>
           <w:bCs/>
           <w:lang w:eastAsia="es-CO"/>
         </w:rPr>
@@ -8923,7 +9114,6 @@
           <w:bCs/>
           <w:lang w:eastAsia="es-CO"/>
         </w:rPr>
-        <w:lastRenderedPageBreak/>
         <w:t>Estas variables se clasifican en dos tipos principales:</w:t>
       </w:r>
     </w:p>
@@ -9012,10 +9202,13 @@
           <w:lang w:eastAsia="es-CO"/>
         </w:rPr>
       </w:pPr>
-      <w:r>
-        <w:rPr>
-          <w:lang w:eastAsia="es-CO"/>
-        </w:rPr>
+      <w:bookmarkStart w:id="21" w:name="_GoBack"/>
+      <w:bookmarkEnd w:id="21"/>
+      <w:r>
+        <w:rPr>
+          <w:lang w:eastAsia="es-CO"/>
+        </w:rPr>
+        <w:lastRenderedPageBreak/>
         <w:t>En la siguiente tabla, se presentan 10 registros con datos que explican el concepto de variables numéricas en estadística descriptiva, diferenciando entre discretas y continuas:</w:t>
       </w:r>
     </w:p>
@@ -9230,7 +9423,6 @@
               </w:rPr>
             </w:pPr>
             <w:r>
-              <w:lastRenderedPageBreak/>
               <w:t>E002</w:t>
             </w:r>
           </w:p>
@@ -9975,10 +10167,18 @@
           <w:lang w:eastAsia="es-CO"/>
         </w:rPr>
       </w:pPr>
-      <w:r>
-        <w:rPr>
-          <w:lang w:eastAsia="es-CO"/>
-        </w:rPr>
+    </w:p>
+    <w:p>
+      <w:pPr>
+        <w:rPr>
+          <w:lang w:eastAsia="es-CO"/>
+        </w:rPr>
+      </w:pPr>
+      <w:r>
+        <w:rPr>
+          <w:lang w:eastAsia="es-CO"/>
+        </w:rPr>
+        <w:lastRenderedPageBreak/>
         <w:t>En la tabla se presentan ejemplos de variables numéricas discretas y continuas:</w:t>
       </w:r>
     </w:p>
@@ -10023,7 +10223,6 @@
           <w:b/>
           <w:lang w:eastAsia="es-CO"/>
         </w:rPr>
-        <w:lastRenderedPageBreak/>
         <w:t>Variables continuas</w:t>
       </w:r>
       <w:r>
@@ -10037,11 +10236,11 @@
       <w:pPr>
         <w:pStyle w:val="Ttulo2"/>
       </w:pPr>
-      <w:bookmarkStart w:id="21" w:name="_Toc201133533"/>
+      <w:bookmarkStart w:id="22" w:name="_Toc202955656"/>
       <w:r>
         <w:t>Medidas de tendencia central y dispersión</w:t>
       </w:r>
-      <w:bookmarkEnd w:id="21"/>
+      <w:bookmarkEnd w:id="22"/>
     </w:p>
     <w:p>
       <w:pPr>
@@ -10300,6 +10499,7 @@
         <w:rPr>
           <w:lang w:eastAsia="es-CO"/>
         </w:rPr>
+        <w:lastRenderedPageBreak/>
         <w:t>Por ejemplo, si se tienen las edades de cinco aprendices: 20, 22, 24, 21 y 23, la media se calcula como:</w:t>
       </w:r>
     </w:p>
@@ -10352,13 +10552,6 @@
         </w:rPr>
         <w:t>x ̅=22</w:t>
       </w:r>
-    </w:p>
-    <w:p>
-      <w:pPr>
-        <w:rPr>
-          <w:lang w:eastAsia="es-CO"/>
-        </w:rPr>
-      </w:pPr>
     </w:p>
     <w:p>
       <w:pPr>
@@ -10377,7 +10570,6 @@
           <w:b/>
           <w:lang w:eastAsia="es-CO"/>
         </w:rPr>
-        <w:lastRenderedPageBreak/>
         <w:t>Mediana</w:t>
       </w:r>
       <w:r>
@@ -10529,7 +10721,25 @@
                 <w:szCs w:val="32"/>
                 <w:lang w:eastAsia="es-CO"/>
               </w:rPr>
-              <m:t>20+5</m:t>
+              <m:t>20+</m:t>
+            </m:r>
+            <m:r>
+              <w:rPr>
+                <w:rFonts w:ascii="Cambria Math" w:hAnsi="Cambria Math"/>
+                <w:sz w:val="32"/>
+                <w:szCs w:val="32"/>
+                <w:lang w:eastAsia="es-CO"/>
+              </w:rPr>
+              <m:t>2</m:t>
+            </m:r>
+            <m:r>
+              <w:rPr>
+                <w:rFonts w:ascii="Cambria Math" w:hAnsi="Cambria Math"/>
+                <w:sz w:val="32"/>
+                <w:szCs w:val="32"/>
+                <w:lang w:eastAsia="es-CO"/>
+              </w:rPr>
+              <m:t>5</m:t>
             </m:r>
           </m:num>
           <m:den>
@@ -10622,6 +10832,7 @@
           <w:b/>
           <w:lang w:eastAsia="es-CO"/>
         </w:rPr>
+        <w:lastRenderedPageBreak/>
         <w:t>Bimodal</w:t>
       </w:r>
       <w:r>
@@ -10672,7 +10883,6 @@
           <w:b/>
           <w:lang w:eastAsia="es-CO"/>
         </w:rPr>
-        <w:lastRenderedPageBreak/>
         <w:t>Sin moda</w:t>
       </w:r>
       <w:r>
@@ -10779,43 +10989,42 @@
       <w:pPr>
         <w:pStyle w:val="Ttulo2"/>
       </w:pPr>
-      <w:bookmarkStart w:id="22" w:name="_Toc201133534"/>
+      <w:bookmarkStart w:id="23" w:name="_Toc202955657"/>
       <w:r>
         <w:t>Visualización de datos y análisis exploratorio</w:t>
       </w:r>
-      <w:bookmarkEnd w:id="22"/>
-    </w:p>
-    <w:p>
-      <w:pPr>
-        <w:rPr>
-          <w:lang w:eastAsia="es-CO"/>
-        </w:rPr>
-      </w:pPr>
-      <w:r>
-        <w:rPr>
-          <w:lang w:eastAsia="es-CO"/>
-        </w:rPr>
-        <w:t>La visualización de datos y el análisis exploratorio (AED) son pasos fundamentales en la estadística descriptiva, ya que permiten examinar la distribución, el comportamiento y la estructura de los datos antes de aplicar técnicas más complejas. Su objetivo es ofrecer una representación clara y comprensible de la información recolectada, facilitando la identificación de patrones, tendencias, valores atípicos y posibles errores.</w:t>
-      </w:r>
-    </w:p>
-    <w:p>
-      <w:pPr>
-        <w:rPr>
-          <w:lang w:eastAsia="es-CO"/>
-        </w:rPr>
-      </w:pPr>
-    </w:p>
-    <w:p>
-      <w:pPr>
-        <w:rPr>
-          <w:lang w:eastAsia="es-CO"/>
-        </w:rPr>
-      </w:pPr>
+      <w:bookmarkEnd w:id="23"/>
+    </w:p>
+    <w:p>
+      <w:pPr>
+        <w:rPr>
+          <w:lang w:eastAsia="es-CO"/>
+        </w:rPr>
+      </w:pPr>
+      <w:r>
+        <w:rPr>
+          <w:lang w:eastAsia="es-CO"/>
+        </w:rPr>
+        <w:t xml:space="preserve">La visualización de datos y el análisis exploratorio (AED) son pasos fundamentales en la estadística descriptiva, ya que permiten examinar la distribución, el </w:t>
+      </w:r>
       <w:r>
         <w:rPr>
           <w:lang w:eastAsia="es-CO"/>
         </w:rPr>
         <w:lastRenderedPageBreak/>
+        <w:t>comportamiento y la estructura de los datos antes de aplicar técnicas más complejas. Su objetivo es ofrecer una representación clara y comprensible de la información recolectada, facilitando la identificación de patrones, tendencias, valores atípicos y posibles errores.</w:t>
+      </w:r>
+    </w:p>
+    <w:p>
+      <w:pPr>
+        <w:rPr>
+          <w:lang w:eastAsia="es-CO"/>
+        </w:rPr>
+      </w:pPr>
+      <w:r>
+        <w:rPr>
+          <w:lang w:eastAsia="es-CO"/>
+        </w:rPr>
         <w:t>Dependiendo del tipo de variable, se seleccionan diferentes tipos de gráficos. Para variables categóricas, los gráficos de barras y los diagramas de sectores permiten comparar frecuencias de manera visual. En cambio, para variables numéricas, se utilizan histogramas, diagramas de caja (</w:t>
       </w:r>
       <w:proofErr w:type="spellStart"/>
@@ -10937,35 +11146,14 @@
     </w:p>
     <w:p>
       <w:pPr>
-        <w:rPr>
-          <w:lang w:eastAsia="es-CO"/>
-        </w:rPr>
-      </w:pPr>
-    </w:p>
-    <w:p>
-      <w:pPr>
-        <w:rPr>
-          <w:lang w:eastAsia="es-CO"/>
-        </w:rPr>
-      </w:pPr>
-    </w:p>
-    <w:p>
-      <w:pPr>
-        <w:rPr>
-          <w:lang w:eastAsia="es-CO"/>
-        </w:rPr>
-      </w:pPr>
-    </w:p>
-    <w:p>
-      <w:pPr>
         <w:pStyle w:val="Ttulo1"/>
       </w:pPr>
-      <w:bookmarkStart w:id="23" w:name="_Toc201133535"/>
+      <w:bookmarkStart w:id="24" w:name="_Toc202955658"/>
       <w:r>
         <w:lastRenderedPageBreak/>
         <w:t>Gobernanza y seguridad de datos</w:t>
       </w:r>
-      <w:bookmarkEnd w:id="23"/>
+      <w:bookmarkEnd w:id="24"/>
     </w:p>
     <w:p>
       <w:pPr>
@@ -11062,24 +11250,26 @@
           <w:lang w:eastAsia="es-CO"/>
         </w:rPr>
       </w:pPr>
-      <w:bookmarkStart w:id="24" w:name="_Toc196390789"/>
-      <w:bookmarkStart w:id="25" w:name="_Toc196402000"/>
-      <w:bookmarkStart w:id="26" w:name="_Toc197610605"/>
-      <w:bookmarkStart w:id="27" w:name="_Toc201133536"/>
-      <w:bookmarkEnd w:id="24"/>
+      <w:bookmarkStart w:id="25" w:name="_Toc196390789"/>
+      <w:bookmarkStart w:id="26" w:name="_Toc196402000"/>
+      <w:bookmarkStart w:id="27" w:name="_Toc197610605"/>
+      <w:bookmarkStart w:id="28" w:name="_Toc201133536"/>
+      <w:bookmarkStart w:id="29" w:name="_Toc202955659"/>
       <w:bookmarkEnd w:id="25"/>
       <w:bookmarkEnd w:id="26"/>
       <w:bookmarkEnd w:id="27"/>
+      <w:bookmarkEnd w:id="28"/>
+      <w:bookmarkEnd w:id="29"/>
     </w:p>
     <w:p>
       <w:pPr>
         <w:pStyle w:val="Ttulo2"/>
       </w:pPr>
-      <w:bookmarkStart w:id="28" w:name="_Toc201133537"/>
+      <w:bookmarkStart w:id="30" w:name="_Toc202955660"/>
       <w:r>
         <w:t>Políticas y normativas</w:t>
       </w:r>
-      <w:bookmarkEnd w:id="28"/>
+      <w:bookmarkEnd w:id="30"/>
     </w:p>
     <w:p>
       <w:pPr>
@@ -11099,7 +11289,7 @@
         <w:pStyle w:val="Prrafodelista"/>
         <w:numPr>
           <w:ilvl w:val="0"/>
-          <w:numId w:val="18"/>
+          <w:numId w:val="31"/>
         </w:numPr>
         <w:rPr>
           <w:lang w:eastAsia="es-CO"/>
@@ -11128,6 +11318,11 @@
     </w:p>
     <w:p>
       <w:pPr>
+        <w:pStyle w:val="Prrafodelista"/>
+        <w:numPr>
+          <w:ilvl w:val="0"/>
+          <w:numId w:val="32"/>
+        </w:numPr>
         <w:rPr>
           <w:lang w:eastAsia="es-CO"/>
         </w:rPr>
@@ -11235,7 +11430,7 @@
         <w:pStyle w:val="Prrafodelista"/>
         <w:numPr>
           <w:ilvl w:val="0"/>
-          <w:numId w:val="18"/>
+          <w:numId w:val="31"/>
         </w:numPr>
         <w:rPr>
           <w:lang w:eastAsia="es-CO"/>
@@ -11407,7 +11602,7 @@
         <w:pStyle w:val="Prrafodelista"/>
         <w:numPr>
           <w:ilvl w:val="0"/>
-          <w:numId w:val="18"/>
+          <w:numId w:val="31"/>
         </w:numPr>
         <w:rPr>
           <w:lang w:eastAsia="es-CO"/>
@@ -11571,11 +11766,11 @@
       <w:pPr>
         <w:pStyle w:val="Ttulo2"/>
       </w:pPr>
-      <w:bookmarkStart w:id="29" w:name="_Toc201133538"/>
+      <w:bookmarkStart w:id="31" w:name="_Toc202955661"/>
       <w:r>
         <w:t>Gobernanza de datos</w:t>
       </w:r>
-      <w:bookmarkEnd w:id="29"/>
+      <w:bookmarkEnd w:id="31"/>
     </w:p>
     <w:p>
       <w:pPr>
@@ -12000,11 +12195,11 @@
       <w:pPr>
         <w:pStyle w:val="Ttulo2"/>
       </w:pPr>
-      <w:bookmarkStart w:id="30" w:name="_Toc201133539"/>
+      <w:bookmarkStart w:id="32" w:name="_Toc202955662"/>
       <w:r>
         <w:t>Seguridad de los datos</w:t>
       </w:r>
-      <w:bookmarkEnd w:id="30"/>
+      <w:bookmarkEnd w:id="32"/>
     </w:p>
     <w:p>
       <w:pPr>
@@ -12317,22 +12512,24 @@
           <w:lang w:eastAsia="es-CO"/>
         </w:rPr>
       </w:pPr>
-      <w:bookmarkStart w:id="31" w:name="_Toc194939523"/>
-      <w:bookmarkStart w:id="32" w:name="_Toc195024908"/>
-      <w:bookmarkStart w:id="33" w:name="_Toc196197822"/>
-      <w:bookmarkStart w:id="34" w:name="_Toc196295087"/>
-      <w:bookmarkStart w:id="35" w:name="_Toc196390793"/>
-      <w:bookmarkStart w:id="36" w:name="_Toc196402004"/>
-      <w:bookmarkStart w:id="37" w:name="_Toc197610609"/>
-      <w:bookmarkStart w:id="38" w:name="_Toc201133540"/>
-      <w:bookmarkEnd w:id="31"/>
-      <w:bookmarkEnd w:id="32"/>
+      <w:bookmarkStart w:id="33" w:name="_Toc194939523"/>
+      <w:bookmarkStart w:id="34" w:name="_Toc195024908"/>
+      <w:bookmarkStart w:id="35" w:name="_Toc196197822"/>
+      <w:bookmarkStart w:id="36" w:name="_Toc196295087"/>
+      <w:bookmarkStart w:id="37" w:name="_Toc196390793"/>
+      <w:bookmarkStart w:id="38" w:name="_Toc196402004"/>
+      <w:bookmarkStart w:id="39" w:name="_Toc197610609"/>
+      <w:bookmarkStart w:id="40" w:name="_Toc201133540"/>
+      <w:bookmarkStart w:id="41" w:name="_Toc202955663"/>
       <w:bookmarkEnd w:id="33"/>
       <w:bookmarkEnd w:id="34"/>
       <w:bookmarkEnd w:id="35"/>
       <w:bookmarkEnd w:id="36"/>
       <w:bookmarkEnd w:id="37"/>
       <w:bookmarkEnd w:id="38"/>
+      <w:bookmarkEnd w:id="39"/>
+      <w:bookmarkEnd w:id="40"/>
+      <w:bookmarkEnd w:id="41"/>
     </w:p>
     <w:p>
       <w:pPr>
@@ -12357,28 +12554,26 @@
           <w:lang w:eastAsia="es-CO"/>
         </w:rPr>
       </w:pPr>
-      <w:bookmarkStart w:id="39" w:name="_Toc184721157"/>
-      <w:bookmarkStart w:id="40" w:name="_Toc184923169"/>
-      <w:bookmarkStart w:id="41" w:name="_Toc184924207"/>
-      <w:bookmarkStart w:id="42" w:name="_Toc185017461"/>
-      <w:bookmarkStart w:id="43" w:name="_Toc191294477"/>
-      <w:bookmarkStart w:id="44" w:name="_Toc191477912"/>
-      <w:bookmarkStart w:id="45" w:name="_Toc191566698"/>
-      <w:bookmarkStart w:id="46" w:name="_Toc192491093"/>
-      <w:bookmarkStart w:id="47" w:name="_Toc192597533"/>
-      <w:bookmarkStart w:id="48" w:name="_Toc194939093"/>
-      <w:bookmarkStart w:id="49" w:name="_Toc194939112"/>
-      <w:bookmarkStart w:id="50" w:name="_Toc194939526"/>
-      <w:bookmarkStart w:id="51" w:name="_Toc195024911"/>
-      <w:bookmarkStart w:id="52" w:name="_Toc196197823"/>
-      <w:bookmarkStart w:id="53" w:name="_Toc196295088"/>
-      <w:bookmarkStart w:id="54" w:name="_Toc196390794"/>
-      <w:bookmarkStart w:id="55" w:name="_Toc196402005"/>
-      <w:bookmarkStart w:id="56" w:name="_Toc197610610"/>
-      <w:bookmarkStart w:id="57" w:name="_Toc201133541"/>
-      <w:bookmarkEnd w:id="39"/>
-      <w:bookmarkEnd w:id="40"/>
-      <w:bookmarkEnd w:id="41"/>
+      <w:bookmarkStart w:id="42" w:name="_Toc184721157"/>
+      <w:bookmarkStart w:id="43" w:name="_Toc184923169"/>
+      <w:bookmarkStart w:id="44" w:name="_Toc184924207"/>
+      <w:bookmarkStart w:id="45" w:name="_Toc185017461"/>
+      <w:bookmarkStart w:id="46" w:name="_Toc191294477"/>
+      <w:bookmarkStart w:id="47" w:name="_Toc191477912"/>
+      <w:bookmarkStart w:id="48" w:name="_Toc191566698"/>
+      <w:bookmarkStart w:id="49" w:name="_Toc192491093"/>
+      <w:bookmarkStart w:id="50" w:name="_Toc192597533"/>
+      <w:bookmarkStart w:id="51" w:name="_Toc194939093"/>
+      <w:bookmarkStart w:id="52" w:name="_Toc194939112"/>
+      <w:bookmarkStart w:id="53" w:name="_Toc194939526"/>
+      <w:bookmarkStart w:id="54" w:name="_Toc195024911"/>
+      <w:bookmarkStart w:id="55" w:name="_Toc196197823"/>
+      <w:bookmarkStart w:id="56" w:name="_Toc196295088"/>
+      <w:bookmarkStart w:id="57" w:name="_Toc196390794"/>
+      <w:bookmarkStart w:id="58" w:name="_Toc196402005"/>
+      <w:bookmarkStart w:id="59" w:name="_Toc197610610"/>
+      <w:bookmarkStart w:id="60" w:name="_Toc201133541"/>
+      <w:bookmarkStart w:id="61" w:name="_Toc202955664"/>
       <w:bookmarkEnd w:id="42"/>
       <w:bookmarkEnd w:id="43"/>
       <w:bookmarkEnd w:id="44"/>
@@ -12395,6 +12590,10 @@
       <w:bookmarkEnd w:id="55"/>
       <w:bookmarkEnd w:id="56"/>
       <w:bookmarkEnd w:id="57"/>
+      <w:bookmarkEnd w:id="58"/>
+      <w:bookmarkEnd w:id="59"/>
+      <w:bookmarkEnd w:id="60"/>
+      <w:bookmarkEnd w:id="61"/>
     </w:p>
     <w:p>
       <w:pPr>
@@ -12408,22 +12607,22 @@
           <w:vanish/>
         </w:rPr>
       </w:pPr>
-      <w:bookmarkStart w:id="58" w:name="_Toc184721161"/>
-      <w:bookmarkStart w:id="59" w:name="_Toc184923173"/>
-      <w:bookmarkStart w:id="60" w:name="_Toc184924213"/>
-      <w:bookmarkStart w:id="61" w:name="_Toc185017467"/>
-      <w:bookmarkStart w:id="62" w:name="_Toc191294483"/>
-      <w:bookmarkStart w:id="63" w:name="_Toc191477917"/>
-      <w:bookmarkStart w:id="64" w:name="_Toc191566703"/>
-      <w:bookmarkStart w:id="65" w:name="_Toc192491096"/>
-      <w:bookmarkEnd w:id="58"/>
-      <w:bookmarkEnd w:id="59"/>
-      <w:bookmarkEnd w:id="60"/>
-      <w:bookmarkEnd w:id="61"/>
+      <w:bookmarkStart w:id="62" w:name="_Toc184721161"/>
+      <w:bookmarkStart w:id="63" w:name="_Toc184923173"/>
+      <w:bookmarkStart w:id="64" w:name="_Toc184924213"/>
+      <w:bookmarkStart w:id="65" w:name="_Toc185017467"/>
+      <w:bookmarkStart w:id="66" w:name="_Toc191294483"/>
+      <w:bookmarkStart w:id="67" w:name="_Toc191477917"/>
+      <w:bookmarkStart w:id="68" w:name="_Toc191566703"/>
+      <w:bookmarkStart w:id="69" w:name="_Toc192491096"/>
       <w:bookmarkEnd w:id="62"/>
       <w:bookmarkEnd w:id="63"/>
       <w:bookmarkEnd w:id="64"/>
       <w:bookmarkEnd w:id="65"/>
+      <w:bookmarkEnd w:id="66"/>
+      <w:bookmarkEnd w:id="67"/>
+      <w:bookmarkEnd w:id="68"/>
+      <w:bookmarkEnd w:id="69"/>
     </w:p>
     <w:p>
       <w:pPr>
@@ -12448,21 +12647,18 @@
           <w:lang w:eastAsia="es-CO"/>
         </w:rPr>
       </w:pPr>
-      <w:bookmarkStart w:id="66" w:name="_Toc192597534"/>
-      <w:bookmarkStart w:id="67" w:name="_Toc194939094"/>
-      <w:bookmarkStart w:id="68" w:name="_Toc194939113"/>
-      <w:bookmarkStart w:id="69" w:name="_Toc194939527"/>
-      <w:bookmarkStart w:id="70" w:name="_Toc195024912"/>
-      <w:bookmarkStart w:id="71" w:name="_Toc196197824"/>
-      <w:bookmarkStart w:id="72" w:name="_Toc196295089"/>
-      <w:bookmarkStart w:id="73" w:name="_Toc196390795"/>
-      <w:bookmarkStart w:id="74" w:name="_Toc196402006"/>
-      <w:bookmarkStart w:id="75" w:name="_Toc197610611"/>
-      <w:bookmarkStart w:id="76" w:name="_Toc201133542"/>
-      <w:bookmarkEnd w:id="66"/>
-      <w:bookmarkEnd w:id="67"/>
-      <w:bookmarkEnd w:id="68"/>
-      <w:bookmarkEnd w:id="69"/>
+      <w:bookmarkStart w:id="70" w:name="_Toc192597534"/>
+      <w:bookmarkStart w:id="71" w:name="_Toc194939094"/>
+      <w:bookmarkStart w:id="72" w:name="_Toc194939113"/>
+      <w:bookmarkStart w:id="73" w:name="_Toc194939527"/>
+      <w:bookmarkStart w:id="74" w:name="_Toc195024912"/>
+      <w:bookmarkStart w:id="75" w:name="_Toc196197824"/>
+      <w:bookmarkStart w:id="76" w:name="_Toc196295089"/>
+      <w:bookmarkStart w:id="77" w:name="_Toc196390795"/>
+      <w:bookmarkStart w:id="78" w:name="_Toc196402006"/>
+      <w:bookmarkStart w:id="79" w:name="_Toc197610611"/>
+      <w:bookmarkStart w:id="80" w:name="_Toc201133542"/>
+      <w:bookmarkStart w:id="81" w:name="_Toc202955665"/>
       <w:bookmarkEnd w:id="70"/>
       <w:bookmarkEnd w:id="71"/>
       <w:bookmarkEnd w:id="72"/>
@@ -12470,6 +12666,11 @@
       <w:bookmarkEnd w:id="74"/>
       <w:bookmarkEnd w:id="75"/>
       <w:bookmarkEnd w:id="76"/>
+      <w:bookmarkEnd w:id="77"/>
+      <w:bookmarkEnd w:id="78"/>
+      <w:bookmarkEnd w:id="79"/>
+      <w:bookmarkEnd w:id="80"/>
+      <w:bookmarkEnd w:id="81"/>
     </w:p>
     <w:p>
       <w:pPr>
@@ -12495,12 +12696,12 @@
       <w:pPr>
         <w:pStyle w:val="Titulosgenerales"/>
       </w:pPr>
-      <w:bookmarkStart w:id="77" w:name="_Toc201133543"/>
+      <w:bookmarkStart w:id="82" w:name="_Toc202955666"/>
       <w:r>
         <w:lastRenderedPageBreak/>
         <w:t>Síntesis</w:t>
       </w:r>
-      <w:bookmarkEnd w:id="77"/>
+      <w:bookmarkEnd w:id="82"/>
     </w:p>
     <w:p>
       <w:pPr>
@@ -12584,12 +12785,12 @@
       <w:pPr>
         <w:pStyle w:val="Titulosgenerales"/>
       </w:pPr>
-      <w:bookmarkStart w:id="78" w:name="_Toc201133544"/>
+      <w:bookmarkStart w:id="83" w:name="_Toc202955667"/>
       <w:r>
         <w:lastRenderedPageBreak/>
         <w:t>Material Complementario</w:t>
       </w:r>
-      <w:bookmarkEnd w:id="78"/>
+      <w:bookmarkEnd w:id="83"/>
     </w:p>
     <w:tbl>
       <w:tblPr>
@@ -12727,7 +12928,7 @@
               </w:rPr>
             </w:pPr>
             <w:r>
-              <w:t>Tipo de datos</w:t>
+              <w:t>1. Tipo de datos</w:t>
             </w:r>
           </w:p>
         </w:tc>
@@ -12814,6 +13015,9 @@
               </w:rPr>
             </w:pPr>
             <w:r>
+              <w:t xml:space="preserve">1. </w:t>
+            </w:r>
+            <w:r>
               <w:t>Tipo de datos</w:t>
             </w:r>
           </w:p>
@@ -12901,6 +13105,9 @@
               </w:rPr>
             </w:pPr>
             <w:r>
+              <w:t xml:space="preserve">2.5 </w:t>
+            </w:r>
+            <w:r>
               <w:t>Visualización de datos y análisis exploratorio</w:t>
             </w:r>
           </w:p>
@@ -12987,14 +13194,14 @@
       <w:pPr>
         <w:pStyle w:val="Titulosgenerales"/>
       </w:pPr>
-      <w:bookmarkStart w:id="79" w:name="_Toc176443725"/>
-      <w:bookmarkStart w:id="80" w:name="_Toc201133545"/>
+      <w:bookmarkStart w:id="84" w:name="_Toc176443725"/>
+      <w:bookmarkStart w:id="85" w:name="_Toc202955668"/>
       <w:r>
         <w:lastRenderedPageBreak/>
         <w:t>Glosario</w:t>
       </w:r>
-      <w:bookmarkEnd w:id="79"/>
-      <w:bookmarkEnd w:id="80"/>
+      <w:bookmarkEnd w:id="84"/>
+      <w:bookmarkEnd w:id="85"/>
     </w:p>
     <w:p>
       <w:pPr>
@@ -13252,8 +13459,8 @@
           <w:lang w:val="es-MX"/>
         </w:rPr>
       </w:pPr>
-      <w:bookmarkStart w:id="81" w:name="_Toc176443726"/>
-      <w:bookmarkStart w:id="82" w:name="_Toc201133546"/>
+      <w:bookmarkStart w:id="86" w:name="_Toc176443726"/>
+      <w:bookmarkStart w:id="87" w:name="_Toc202955669"/>
       <w:r>
         <w:rPr>
           <w:lang w:val="es-MX"/>
@@ -13261,8 +13468,8 @@
         <w:lastRenderedPageBreak/>
         <w:t>Referencias bibliográficas</w:t>
       </w:r>
-      <w:bookmarkEnd w:id="81"/>
-      <w:bookmarkEnd w:id="82"/>
+      <w:bookmarkEnd w:id="86"/>
+      <w:bookmarkEnd w:id="87"/>
     </w:p>
     <w:p>
       <w:pPr>
@@ -14796,8 +15003,17 @@
         <w:rPr>
           <w:lang w:val="es-MX" w:eastAsia="es-CO"/>
         </w:rPr>
-        <w:t>, 103(2684), 677–680. https://doi.org/10.1126/science.103.2684.677</w:t>
-      </w:r>
+        <w:t xml:space="preserve">, 103(2684), 677–680. </w:t>
+      </w:r>
+      <w:hyperlink r:id="rId21" w:history="1">
+        <w:r>
+          <w:rPr>
+            <w:rStyle w:val="Hipervnculo"/>
+            <w:lang w:val="es-MX" w:eastAsia="es-CO"/>
+          </w:rPr>
+          <w:t>https://doi.org/10.1126/science.103.2684.677</w:t>
+        </w:r>
+      </w:hyperlink>
     </w:p>
     <w:p>
       <w:pPr>
@@ -14916,7 +15132,7 @@
         </w:rPr>
         <w:t xml:space="preserve">Unión Europea. (2016). Reglamento (UE) 2016/679 del Parlamento Europeo y del Consejo, de 27 de abril de 2016, relativo a la protección de las personas físicas en lo que respecta al tratamiento de datos personales y a la libre circulación de estos datos. Diario Oficial de la Unión Europea, L 119/1. </w:t>
       </w:r>
-      <w:hyperlink r:id="rId21" w:history="1">
+      <w:hyperlink r:id="rId22" w:history="1">
         <w:r>
           <w:rPr>
             <w:rStyle w:val="Hipervnculo"/>
@@ -15019,8 +15235,17 @@
         <w:rPr>
           <w:lang w:val="es-MX" w:eastAsia="es-CO"/>
         </w:rPr>
-        <w:t>, 3(1), 8–15. https://doi.org/10.12691/acis-3-1-3</w:t>
-      </w:r>
+        <w:t xml:space="preserve">, 3(1), 8–15. </w:t>
+      </w:r>
+      <w:hyperlink r:id="rId23" w:history="1">
+        <w:r>
+          <w:rPr>
+            <w:rStyle w:val="Hipervnculo"/>
+            <w:lang w:val="es-MX" w:eastAsia="es-CO"/>
+          </w:rPr>
+          <w:t>https://doi.org/10.12691/acis-3-1-3</w:t>
+        </w:r>
+      </w:hyperlink>
     </w:p>
     <w:p>
       <w:pPr>
@@ -15123,14 +15348,14 @@
       <w:pPr>
         <w:pStyle w:val="Titulosgenerales"/>
       </w:pPr>
-      <w:bookmarkStart w:id="83" w:name="_Toc176443727"/>
-      <w:bookmarkStart w:id="84" w:name="_Toc201133547"/>
+      <w:bookmarkStart w:id="88" w:name="_Toc176443727"/>
+      <w:bookmarkStart w:id="89" w:name="_Toc202955670"/>
       <w:r>
         <w:lastRenderedPageBreak/>
         <w:t>Créditos</w:t>
       </w:r>
-      <w:bookmarkEnd w:id="83"/>
-      <w:bookmarkEnd w:id="84"/>
+      <w:bookmarkEnd w:id="88"/>
+      <w:bookmarkEnd w:id="89"/>
     </w:p>
     <w:tbl>
       <w:tblPr>
@@ -15725,7 +15950,6 @@
               </w:rPr>
               <w:t xml:space="preserve">Desarrollador </w:t>
             </w:r>
-            <w:proofErr w:type="spellStart"/>
             <w:r>
               <w:rPr>
                 <w:rStyle w:val="Extranjerismo"/>
@@ -15739,9 +15963,24 @@
                 <w:sz w:val="24"/>
                 <w:szCs w:val="20"/>
               </w:rPr>
-              <w:t>ullstack</w:t>
-            </w:r>
-            <w:proofErr w:type="spellEnd"/>
+              <w:t>ull</w:t>
+            </w:r>
+            <w:r>
+              <w:rPr>
+                <w:rStyle w:val="Extranjerismo"/>
+                <w:sz w:val="24"/>
+                <w:szCs w:val="20"/>
+              </w:rPr>
+              <w:t xml:space="preserve"> </w:t>
+            </w:r>
+            <w:r>
+              <w:rPr>
+                <w:rStyle w:val="Extranjerismo"/>
+                <w:sz w:val="24"/>
+                <w:szCs w:val="20"/>
+              </w:rPr>
+              <w:t>stack</w:t>
+            </w:r>
           </w:p>
         </w:tc>
         <w:tc>
@@ -15997,8 +16236,8 @@
       </w:pPr>
     </w:p>
     <w:sectPr>
-      <w:headerReference w:type="default" r:id="rId22"/>
-      <w:footerReference w:type="default" r:id="rId23"/>
+      <w:headerReference w:type="default" r:id="rId24"/>
+      <w:footerReference w:type="default" r:id="rId25"/>
       <w:pgSz w:w="12240" w:h="15840"/>
       <w:pgMar w:top="1701" w:right="1134" w:bottom="1134" w:left="1134" w:header="709" w:footer="737" w:gutter="0"/>
       <w:pgNumType w:start="1"/>
@@ -16405,6 +16644,96 @@
     </w:lvl>
   </w:abstractNum>
   <w:abstractNum w:abstractNumId="2" w15:restartNumberingAfterBreak="0">
+    <w:nsid w:val="0A396260"/>
+    <w:multiLevelType w:val="hybridMultilevel"/>
+    <w:tmpl w:val="24DA17E2"/>
+    <w:lvl w:ilvl="0" w:tplc="CCA4256C">
+      <w:start w:val="1"/>
+      <w:numFmt w:val="decimal"/>
+      <w:lvlText w:val="%1."/>
+      <w:lvlJc w:val="left"/>
+      <w:pPr>
+        <w:ind w:left="720" w:hanging="360"/>
+      </w:pPr>
+      <w:rPr>
+        <w:rFonts w:hint="default"/>
+        <w:sz w:val="28"/>
+      </w:rPr>
+    </w:lvl>
+    <w:lvl w:ilvl="1" w:tplc="240A0019" w:tentative="1">
+      <w:start w:val="1"/>
+      <w:numFmt w:val="lowerLetter"/>
+      <w:lvlText w:val="%2."/>
+      <w:lvlJc w:val="left"/>
+      <w:pPr>
+        <w:ind w:left="1440" w:hanging="360"/>
+      </w:pPr>
+    </w:lvl>
+    <w:lvl w:ilvl="2" w:tplc="240A001B" w:tentative="1">
+      <w:start w:val="1"/>
+      <w:numFmt w:val="lowerRoman"/>
+      <w:lvlText w:val="%3."/>
+      <w:lvlJc w:val="right"/>
+      <w:pPr>
+        <w:ind w:left="2160" w:hanging="180"/>
+      </w:pPr>
+    </w:lvl>
+    <w:lvl w:ilvl="3" w:tplc="240A000F" w:tentative="1">
+      <w:start w:val="1"/>
+      <w:numFmt w:val="decimal"/>
+      <w:lvlText w:val="%4."/>
+      <w:lvlJc w:val="left"/>
+      <w:pPr>
+        <w:ind w:left="2880" w:hanging="360"/>
+      </w:pPr>
+    </w:lvl>
+    <w:lvl w:ilvl="4" w:tplc="240A0019" w:tentative="1">
+      <w:start w:val="1"/>
+      <w:numFmt w:val="lowerLetter"/>
+      <w:lvlText w:val="%5."/>
+      <w:lvlJc w:val="left"/>
+      <w:pPr>
+        <w:ind w:left="3600" w:hanging="360"/>
+      </w:pPr>
+    </w:lvl>
+    <w:lvl w:ilvl="5" w:tplc="240A001B" w:tentative="1">
+      <w:start w:val="1"/>
+      <w:numFmt w:val="lowerRoman"/>
+      <w:lvlText w:val="%6."/>
+      <w:lvlJc w:val="right"/>
+      <w:pPr>
+        <w:ind w:left="4320" w:hanging="180"/>
+      </w:pPr>
+    </w:lvl>
+    <w:lvl w:ilvl="6" w:tplc="240A000F" w:tentative="1">
+      <w:start w:val="1"/>
+      <w:numFmt w:val="decimal"/>
+      <w:lvlText w:val="%7."/>
+      <w:lvlJc w:val="left"/>
+      <w:pPr>
+        <w:ind w:left="5040" w:hanging="360"/>
+      </w:pPr>
+    </w:lvl>
+    <w:lvl w:ilvl="7" w:tplc="240A0019" w:tentative="1">
+      <w:start w:val="1"/>
+      <w:numFmt w:val="lowerLetter"/>
+      <w:lvlText w:val="%8."/>
+      <w:lvlJc w:val="left"/>
+      <w:pPr>
+        <w:ind w:left="5760" w:hanging="360"/>
+      </w:pPr>
+    </w:lvl>
+    <w:lvl w:ilvl="8" w:tplc="240A001B" w:tentative="1">
+      <w:start w:val="1"/>
+      <w:numFmt w:val="lowerRoman"/>
+      <w:lvlText w:val="%9."/>
+      <w:lvlJc w:val="right"/>
+      <w:pPr>
+        <w:ind w:left="6480" w:hanging="180"/>
+      </w:pPr>
+    </w:lvl>
+  </w:abstractNum>
+  <w:abstractNum w:abstractNumId="3" w15:restartNumberingAfterBreak="0">
     <w:nsid w:val="0A423A67"/>
     <w:multiLevelType w:val="hybridMultilevel"/>
     <w:tmpl w:val="9BE2A702"/>
@@ -16517,7 +16846,7 @@
       </w:rPr>
     </w:lvl>
   </w:abstractNum>
-  <w:abstractNum w:abstractNumId="3" w15:restartNumberingAfterBreak="0">
+  <w:abstractNum w:abstractNumId="4" w15:restartNumberingAfterBreak="0">
     <w:nsid w:val="0C920189"/>
     <w:multiLevelType w:val="hybridMultilevel"/>
     <w:tmpl w:val="2E98D964"/>
@@ -16603,7 +16932,7 @@
       </w:pPr>
     </w:lvl>
   </w:abstractNum>
-  <w:abstractNum w:abstractNumId="4" w15:restartNumberingAfterBreak="0">
+  <w:abstractNum w:abstractNumId="5" w15:restartNumberingAfterBreak="0">
     <w:nsid w:val="0DFD4C49"/>
     <w:multiLevelType w:val="hybridMultilevel"/>
     <w:tmpl w:val="A18863E0"/>
@@ -16716,7 +17045,7 @@
       </w:rPr>
     </w:lvl>
   </w:abstractNum>
-  <w:abstractNum w:abstractNumId="5" w15:restartNumberingAfterBreak="0">
+  <w:abstractNum w:abstractNumId="6" w15:restartNumberingAfterBreak="0">
     <w:nsid w:val="0FD46EAD"/>
     <w:multiLevelType w:val="hybridMultilevel"/>
     <w:tmpl w:val="587AD1F0"/>
@@ -16829,7 +17158,7 @@
       </w:rPr>
     </w:lvl>
   </w:abstractNum>
-  <w:abstractNum w:abstractNumId="6" w15:restartNumberingAfterBreak="0">
+  <w:abstractNum w:abstractNumId="7" w15:restartNumberingAfterBreak="0">
     <w:nsid w:val="12A2044E"/>
     <w:multiLevelType w:val="hybridMultilevel"/>
     <w:tmpl w:val="B98EF0D8"/>
@@ -16942,7 +17271,7 @@
       </w:rPr>
     </w:lvl>
   </w:abstractNum>
-  <w:abstractNum w:abstractNumId="7" w15:restartNumberingAfterBreak="0">
+  <w:abstractNum w:abstractNumId="8" w15:restartNumberingAfterBreak="0">
     <w:nsid w:val="1CE701D2"/>
     <w:multiLevelType w:val="hybridMultilevel"/>
     <w:tmpl w:val="2D5A53A6"/>
@@ -17055,7 +17384,7 @@
       </w:rPr>
     </w:lvl>
   </w:abstractNum>
-  <w:abstractNum w:abstractNumId="8" w15:restartNumberingAfterBreak="0">
+  <w:abstractNum w:abstractNumId="9" w15:restartNumberingAfterBreak="0">
     <w:nsid w:val="25D17F2D"/>
     <w:multiLevelType w:val="hybridMultilevel"/>
     <w:tmpl w:val="7C36C6D6"/>
@@ -17168,7 +17497,7 @@
       </w:rPr>
     </w:lvl>
   </w:abstractNum>
-  <w:abstractNum w:abstractNumId="9" w15:restartNumberingAfterBreak="0">
+  <w:abstractNum w:abstractNumId="10" w15:restartNumberingAfterBreak="0">
     <w:nsid w:val="2A106193"/>
     <w:multiLevelType w:val="hybridMultilevel"/>
     <w:tmpl w:val="2A1AAE30"/>
@@ -17281,7 +17610,7 @@
       </w:rPr>
     </w:lvl>
   </w:abstractNum>
-  <w:abstractNum w:abstractNumId="10" w15:restartNumberingAfterBreak="0">
+  <w:abstractNum w:abstractNumId="11" w15:restartNumberingAfterBreak="0">
     <w:nsid w:val="368E176E"/>
     <w:multiLevelType w:val="hybridMultilevel"/>
     <w:tmpl w:val="BDF054FE"/>
@@ -17375,7 +17704,7 @@
       </w:pPr>
     </w:lvl>
   </w:abstractNum>
-  <w:abstractNum w:abstractNumId="11" w15:restartNumberingAfterBreak="0">
+  <w:abstractNum w:abstractNumId="12" w15:restartNumberingAfterBreak="0">
     <w:nsid w:val="41977903"/>
     <w:multiLevelType w:val="hybridMultilevel"/>
     <w:tmpl w:val="F9DAAFEA"/>
@@ -17488,7 +17817,7 @@
       </w:rPr>
     </w:lvl>
   </w:abstractNum>
-  <w:abstractNum w:abstractNumId="12" w15:restartNumberingAfterBreak="0">
+  <w:abstractNum w:abstractNumId="13" w15:restartNumberingAfterBreak="0">
     <w:nsid w:val="439C05D4"/>
     <w:multiLevelType w:val="hybridMultilevel"/>
     <w:tmpl w:val="6A2C9BAA"/>
@@ -17601,7 +17930,206 @@
       </w:rPr>
     </w:lvl>
   </w:abstractNum>
-  <w:abstractNum w:abstractNumId="13" w15:restartNumberingAfterBreak="0">
+  <w:abstractNum w:abstractNumId="14" w15:restartNumberingAfterBreak="0">
+    <w:nsid w:val="4A3B00E8"/>
+    <w:multiLevelType w:val="hybridMultilevel"/>
+    <w:tmpl w:val="EA7AFBD0"/>
+    <w:lvl w:ilvl="0" w:tplc="240A000D">
+      <w:start w:val="1"/>
+      <w:numFmt w:val="bullet"/>
+      <w:lvlText w:val=""/>
+      <w:lvlJc w:val="left"/>
+      <w:pPr>
+        <w:ind w:left="1776" w:hanging="360"/>
+      </w:pPr>
+      <w:rPr>
+        <w:rFonts w:ascii="Wingdings" w:hAnsi="Wingdings" w:hint="default"/>
+      </w:rPr>
+    </w:lvl>
+    <w:lvl w:ilvl="1" w:tplc="240A0003" w:tentative="1">
+      <w:start w:val="1"/>
+      <w:numFmt w:val="bullet"/>
+      <w:lvlText w:val="o"/>
+      <w:lvlJc w:val="left"/>
+      <w:pPr>
+        <w:ind w:left="2496" w:hanging="360"/>
+      </w:pPr>
+      <w:rPr>
+        <w:rFonts w:ascii="Courier New" w:hAnsi="Courier New" w:cs="Courier New" w:hint="default"/>
+      </w:rPr>
+    </w:lvl>
+    <w:lvl w:ilvl="2" w:tplc="240A0005" w:tentative="1">
+      <w:start w:val="1"/>
+      <w:numFmt w:val="bullet"/>
+      <w:lvlText w:val=""/>
+      <w:lvlJc w:val="left"/>
+      <w:pPr>
+        <w:ind w:left="3216" w:hanging="360"/>
+      </w:pPr>
+      <w:rPr>
+        <w:rFonts w:ascii="Wingdings" w:hAnsi="Wingdings" w:hint="default"/>
+      </w:rPr>
+    </w:lvl>
+    <w:lvl w:ilvl="3" w:tplc="240A0001" w:tentative="1">
+      <w:start w:val="1"/>
+      <w:numFmt w:val="bullet"/>
+      <w:lvlText w:val=""/>
+      <w:lvlJc w:val="left"/>
+      <w:pPr>
+        <w:ind w:left="3936" w:hanging="360"/>
+      </w:pPr>
+      <w:rPr>
+        <w:rFonts w:ascii="Symbol" w:hAnsi="Symbol" w:hint="default"/>
+      </w:rPr>
+    </w:lvl>
+    <w:lvl w:ilvl="4" w:tplc="240A0003" w:tentative="1">
+      <w:start w:val="1"/>
+      <w:numFmt w:val="bullet"/>
+      <w:lvlText w:val="o"/>
+      <w:lvlJc w:val="left"/>
+      <w:pPr>
+        <w:ind w:left="4656" w:hanging="360"/>
+      </w:pPr>
+      <w:rPr>
+        <w:rFonts w:ascii="Courier New" w:hAnsi="Courier New" w:cs="Courier New" w:hint="default"/>
+      </w:rPr>
+    </w:lvl>
+    <w:lvl w:ilvl="5" w:tplc="240A0005" w:tentative="1">
+      <w:start w:val="1"/>
+      <w:numFmt w:val="bullet"/>
+      <w:lvlText w:val=""/>
+      <w:lvlJc w:val="left"/>
+      <w:pPr>
+        <w:ind w:left="5376" w:hanging="360"/>
+      </w:pPr>
+      <w:rPr>
+        <w:rFonts w:ascii="Wingdings" w:hAnsi="Wingdings" w:hint="default"/>
+      </w:rPr>
+    </w:lvl>
+    <w:lvl w:ilvl="6" w:tplc="240A0001" w:tentative="1">
+      <w:start w:val="1"/>
+      <w:numFmt w:val="bullet"/>
+      <w:lvlText w:val=""/>
+      <w:lvlJc w:val="left"/>
+      <w:pPr>
+        <w:ind w:left="6096" w:hanging="360"/>
+      </w:pPr>
+      <w:rPr>
+        <w:rFonts w:ascii="Symbol" w:hAnsi="Symbol" w:hint="default"/>
+      </w:rPr>
+    </w:lvl>
+    <w:lvl w:ilvl="7" w:tplc="240A0003" w:tentative="1">
+      <w:start w:val="1"/>
+      <w:numFmt w:val="bullet"/>
+      <w:lvlText w:val="o"/>
+      <w:lvlJc w:val="left"/>
+      <w:pPr>
+        <w:ind w:left="6816" w:hanging="360"/>
+      </w:pPr>
+      <w:rPr>
+        <w:rFonts w:ascii="Courier New" w:hAnsi="Courier New" w:cs="Courier New" w:hint="default"/>
+      </w:rPr>
+    </w:lvl>
+    <w:lvl w:ilvl="8" w:tplc="240A0005" w:tentative="1">
+      <w:start w:val="1"/>
+      <w:numFmt w:val="bullet"/>
+      <w:lvlText w:val=""/>
+      <w:lvlJc w:val="left"/>
+      <w:pPr>
+        <w:ind w:left="7536" w:hanging="360"/>
+      </w:pPr>
+      <w:rPr>
+        <w:rFonts w:ascii="Wingdings" w:hAnsi="Wingdings" w:hint="default"/>
+      </w:rPr>
+    </w:lvl>
+  </w:abstractNum>
+  <w:abstractNum w:abstractNumId="15" w15:restartNumberingAfterBreak="0">
+    <w:nsid w:val="4AE619F8"/>
+    <w:multiLevelType w:val="hybridMultilevel"/>
+    <w:tmpl w:val="42FAC2A2"/>
+    <w:lvl w:ilvl="0" w:tplc="240A0017">
+      <w:start w:val="1"/>
+      <w:numFmt w:val="lowerLetter"/>
+      <w:lvlText w:val="%1)"/>
+      <w:lvlJc w:val="left"/>
+      <w:pPr>
+        <w:ind w:left="1429" w:hanging="360"/>
+      </w:pPr>
+    </w:lvl>
+    <w:lvl w:ilvl="1" w:tplc="240A0019" w:tentative="1">
+      <w:start w:val="1"/>
+      <w:numFmt w:val="lowerLetter"/>
+      <w:lvlText w:val="%2."/>
+      <w:lvlJc w:val="left"/>
+      <w:pPr>
+        <w:ind w:left="2149" w:hanging="360"/>
+      </w:pPr>
+    </w:lvl>
+    <w:lvl w:ilvl="2" w:tplc="240A001B" w:tentative="1">
+      <w:start w:val="1"/>
+      <w:numFmt w:val="lowerRoman"/>
+      <w:lvlText w:val="%3."/>
+      <w:lvlJc w:val="right"/>
+      <w:pPr>
+        <w:ind w:left="2869" w:hanging="180"/>
+      </w:pPr>
+    </w:lvl>
+    <w:lvl w:ilvl="3" w:tplc="240A000F" w:tentative="1">
+      <w:start w:val="1"/>
+      <w:numFmt w:val="decimal"/>
+      <w:lvlText w:val="%4."/>
+      <w:lvlJc w:val="left"/>
+      <w:pPr>
+        <w:ind w:left="3589" w:hanging="360"/>
+      </w:pPr>
+    </w:lvl>
+    <w:lvl w:ilvl="4" w:tplc="240A0019" w:tentative="1">
+      <w:start w:val="1"/>
+      <w:numFmt w:val="lowerLetter"/>
+      <w:lvlText w:val="%5."/>
+      <w:lvlJc w:val="left"/>
+      <w:pPr>
+        <w:ind w:left="4309" w:hanging="360"/>
+      </w:pPr>
+    </w:lvl>
+    <w:lvl w:ilvl="5" w:tplc="240A001B" w:tentative="1">
+      <w:start w:val="1"/>
+      <w:numFmt w:val="lowerRoman"/>
+      <w:lvlText w:val="%6."/>
+      <w:lvlJc w:val="right"/>
+      <w:pPr>
+        <w:ind w:left="5029" w:hanging="180"/>
+      </w:pPr>
+    </w:lvl>
+    <w:lvl w:ilvl="6" w:tplc="240A000F" w:tentative="1">
+      <w:start w:val="1"/>
+      <w:numFmt w:val="decimal"/>
+      <w:lvlText w:val="%7."/>
+      <w:lvlJc w:val="left"/>
+      <w:pPr>
+        <w:ind w:left="5749" w:hanging="360"/>
+      </w:pPr>
+    </w:lvl>
+    <w:lvl w:ilvl="7" w:tplc="240A0019" w:tentative="1">
+      <w:start w:val="1"/>
+      <w:numFmt w:val="lowerLetter"/>
+      <w:lvlText w:val="%8."/>
+      <w:lvlJc w:val="left"/>
+      <w:pPr>
+        <w:ind w:left="6469" w:hanging="360"/>
+      </w:pPr>
+    </w:lvl>
+    <w:lvl w:ilvl="8" w:tplc="240A001B" w:tentative="1">
+      <w:start w:val="1"/>
+      <w:numFmt w:val="lowerRoman"/>
+      <w:lvlText w:val="%9."/>
+      <w:lvlJc w:val="right"/>
+      <w:pPr>
+        <w:ind w:left="7189" w:hanging="180"/>
+      </w:pPr>
+    </w:lvl>
+  </w:abstractNum>
+  <w:abstractNum w:abstractNumId="16" w15:restartNumberingAfterBreak="0">
     <w:nsid w:val="4D587DB8"/>
     <w:multiLevelType w:val="hybridMultilevel"/>
     <w:tmpl w:val="4DFE6AE0"/>
@@ -17714,7 +18242,7 @@
       </w:rPr>
     </w:lvl>
   </w:abstractNum>
-  <w:abstractNum w:abstractNumId="14" w15:restartNumberingAfterBreak="0">
+  <w:abstractNum w:abstractNumId="17" w15:restartNumberingAfterBreak="0">
     <w:nsid w:val="4E804E54"/>
     <w:multiLevelType w:val="hybridMultilevel"/>
     <w:tmpl w:val="4872CC16"/>
@@ -17827,7 +18355,7 @@
       </w:rPr>
     </w:lvl>
   </w:abstractNum>
-  <w:abstractNum w:abstractNumId="15" w15:restartNumberingAfterBreak="0">
+  <w:abstractNum w:abstractNumId="18" w15:restartNumberingAfterBreak="0">
     <w:nsid w:val="4EBE1EF6"/>
     <w:multiLevelType w:val="hybridMultilevel"/>
     <w:tmpl w:val="F6A60586"/>
@@ -17920,7 +18448,7 @@
       </w:pPr>
     </w:lvl>
   </w:abstractNum>
-  <w:abstractNum w:abstractNumId="16" w15:restartNumberingAfterBreak="0">
+  <w:abstractNum w:abstractNumId="19" w15:restartNumberingAfterBreak="0">
     <w:nsid w:val="50092451"/>
     <w:multiLevelType w:val="hybridMultilevel"/>
     <w:tmpl w:val="3D1A93D0"/>
@@ -18006,7 +18534,7 @@
       </w:pPr>
     </w:lvl>
   </w:abstractNum>
-  <w:abstractNum w:abstractNumId="17" w15:restartNumberingAfterBreak="0">
+  <w:abstractNum w:abstractNumId="20" w15:restartNumberingAfterBreak="0">
     <w:nsid w:val="53941FFE"/>
     <w:multiLevelType w:val="hybridMultilevel"/>
     <w:tmpl w:val="3244A2F4"/>
@@ -18119,7 +18647,7 @@
       </w:rPr>
     </w:lvl>
   </w:abstractNum>
-  <w:abstractNum w:abstractNumId="18" w15:restartNumberingAfterBreak="0">
+  <w:abstractNum w:abstractNumId="21" w15:restartNumberingAfterBreak="0">
     <w:nsid w:val="54D838C1"/>
     <w:multiLevelType w:val="hybridMultilevel"/>
     <w:tmpl w:val="F21A7EC4"/>
@@ -18232,7 +18760,7 @@
       </w:rPr>
     </w:lvl>
   </w:abstractNum>
-  <w:abstractNum w:abstractNumId="19" w15:restartNumberingAfterBreak="0">
+  <w:abstractNum w:abstractNumId="22" w15:restartNumberingAfterBreak="0">
     <w:nsid w:val="58C66B2E"/>
     <w:multiLevelType w:val="hybridMultilevel"/>
     <w:tmpl w:val="42FAC2A2"/>
@@ -18318,7 +18846,7 @@
       </w:pPr>
     </w:lvl>
   </w:abstractNum>
-  <w:abstractNum w:abstractNumId="20" w15:restartNumberingAfterBreak="0">
+  <w:abstractNum w:abstractNumId="23" w15:restartNumberingAfterBreak="0">
     <w:nsid w:val="5AD31D5D"/>
     <w:multiLevelType w:val="hybridMultilevel"/>
     <w:tmpl w:val="A3103FFC"/>
@@ -18404,7 +18932,7 @@
       </w:pPr>
     </w:lvl>
   </w:abstractNum>
-  <w:abstractNum w:abstractNumId="21" w15:restartNumberingAfterBreak="0">
+  <w:abstractNum w:abstractNumId="24" w15:restartNumberingAfterBreak="0">
     <w:nsid w:val="5F660682"/>
     <w:multiLevelType w:val="hybridMultilevel"/>
     <w:tmpl w:val="941A1EF8"/>
@@ -18517,7 +19045,7 @@
       </w:rPr>
     </w:lvl>
   </w:abstractNum>
-  <w:abstractNum w:abstractNumId="22" w15:restartNumberingAfterBreak="0">
+  <w:abstractNum w:abstractNumId="25" w15:restartNumberingAfterBreak="0">
     <w:nsid w:val="62105185"/>
     <w:multiLevelType w:val="hybridMultilevel"/>
     <w:tmpl w:val="5CC8C814"/>
@@ -18630,7 +19158,7 @@
       </w:rPr>
     </w:lvl>
   </w:abstractNum>
-  <w:abstractNum w:abstractNumId="23" w15:restartNumberingAfterBreak="0">
+  <w:abstractNum w:abstractNumId="26" w15:restartNumberingAfterBreak="0">
     <w:nsid w:val="62437C7C"/>
     <w:multiLevelType w:val="hybridMultilevel"/>
     <w:tmpl w:val="FFAC128A"/>
@@ -18743,7 +19271,7 @@
       </w:rPr>
     </w:lvl>
   </w:abstractNum>
-  <w:abstractNum w:abstractNumId="24" w15:restartNumberingAfterBreak="0">
+  <w:abstractNum w:abstractNumId="27" w15:restartNumberingAfterBreak="0">
     <w:nsid w:val="6A12769F"/>
     <w:multiLevelType w:val="hybridMultilevel"/>
     <w:tmpl w:val="FE8E4F78"/>
@@ -18856,7 +19384,7 @@
       </w:rPr>
     </w:lvl>
   </w:abstractNum>
-  <w:abstractNum w:abstractNumId="25" w15:restartNumberingAfterBreak="0">
+  <w:abstractNum w:abstractNumId="28" w15:restartNumberingAfterBreak="0">
     <w:nsid w:val="6D5F1E67"/>
     <w:multiLevelType w:val="hybridMultilevel"/>
     <w:tmpl w:val="2E6C5040"/>
@@ -18969,11 +19497,11 @@
       </w:rPr>
     </w:lvl>
   </w:abstractNum>
-  <w:abstractNum w:abstractNumId="26" w15:restartNumberingAfterBreak="0">
+  <w:abstractNum w:abstractNumId="29" w15:restartNumberingAfterBreak="0">
     <w:nsid w:val="743558E5"/>
     <w:multiLevelType w:val="hybridMultilevel"/>
-    <w:tmpl w:val="8DA0A2FA"/>
-    <w:lvl w:ilvl="0" w:tplc="DF9851B2">
+    <w:tmpl w:val="E89E85F0"/>
+    <w:lvl w:ilvl="0" w:tplc="EC40FDC6">
       <w:start w:val="1"/>
       <w:numFmt w:val="decimal"/>
       <w:pStyle w:val="Figura"/>
@@ -19061,7 +19589,7 @@
       </w:pPr>
     </w:lvl>
   </w:abstractNum>
-  <w:abstractNum w:abstractNumId="27" w15:restartNumberingAfterBreak="0">
+  <w:abstractNum w:abstractNumId="30" w15:restartNumberingAfterBreak="0">
     <w:nsid w:val="77FF3BF9"/>
     <w:multiLevelType w:val="hybridMultilevel"/>
     <w:tmpl w:val="14684A6A"/>
@@ -19148,7 +19676,7 @@
       </w:pPr>
     </w:lvl>
   </w:abstractNum>
-  <w:abstractNum w:abstractNumId="28" w15:restartNumberingAfterBreak="0">
+  <w:abstractNum w:abstractNumId="31" w15:restartNumberingAfterBreak="0">
     <w:nsid w:val="7A5841DC"/>
     <w:multiLevelType w:val="hybridMultilevel"/>
     <w:tmpl w:val="E9D427F0"/>
@@ -19234,7 +19762,7 @@
       </w:pPr>
     </w:lvl>
   </w:abstractNum>
-  <w:abstractNum w:abstractNumId="29" w15:restartNumberingAfterBreak="0">
+  <w:abstractNum w:abstractNumId="32" w15:restartNumberingAfterBreak="0">
     <w:nsid w:val="7C161D1C"/>
     <w:multiLevelType w:val="multilevel"/>
     <w:tmpl w:val="EBEAF536"/>
@@ -19322,94 +19850,109 @@
     </w:lvl>
   </w:abstractNum>
   <w:num w:numId="1">
-    <w:abstractNumId w:val="29"/>
+    <w:abstractNumId w:val="32"/>
   </w:num>
   <w:num w:numId="2">
     <w:abstractNumId w:val="0"/>
   </w:num>
   <w:num w:numId="3">
-    <w:abstractNumId w:val="15"/>
+    <w:abstractNumId w:val="18"/>
   </w:num>
   <w:num w:numId="4">
-    <w:abstractNumId w:val="10"/>
+    <w:abstractNumId w:val="11"/>
   </w:num>
   <w:num w:numId="5">
+    <w:abstractNumId w:val="30"/>
+  </w:num>
+  <w:num w:numId="6">
+    <w:abstractNumId w:val="29"/>
+  </w:num>
+  <w:num w:numId="7">
+    <w:abstractNumId w:val="13"/>
+  </w:num>
+  <w:num w:numId="8">
     <w:abstractNumId w:val="27"/>
   </w:num>
-  <w:num w:numId="6">
+  <w:num w:numId="9">
+    <w:abstractNumId w:val="28"/>
+  </w:num>
+  <w:num w:numId="10">
+    <w:abstractNumId w:val="25"/>
+  </w:num>
+  <w:num w:numId="11">
+    <w:abstractNumId w:val="31"/>
+  </w:num>
+  <w:num w:numId="12">
     <w:abstractNumId w:val="26"/>
   </w:num>
-  <w:num w:numId="7">
-    <w:abstractNumId w:val="12"/>
-  </w:num>
-  <w:num w:numId="8">
+  <w:num w:numId="13">
     <w:abstractNumId w:val="24"/>
-  </w:num>
-  <w:num w:numId="9">
-    <w:abstractNumId w:val="25"/>
-  </w:num>
-  <w:num w:numId="10">
-    <w:abstractNumId w:val="22"/>
-  </w:num>
-  <w:num w:numId="11">
-    <w:abstractNumId w:val="28"/>
-  </w:num>
-  <w:num w:numId="12">
-    <w:abstractNumId w:val="23"/>
-  </w:num>
-  <w:num w:numId="13">
-    <w:abstractNumId w:val="21"/>
   </w:num>
   <w:num w:numId="14">
     <w:abstractNumId w:val="1"/>
   </w:num>
   <w:num w:numId="15">
+    <w:abstractNumId w:val="17"/>
+  </w:num>
+  <w:num w:numId="16">
+    <w:abstractNumId w:val="23"/>
+  </w:num>
+  <w:num w:numId="17">
+    <w:abstractNumId w:val="6"/>
+  </w:num>
+  <w:num w:numId="18">
+    <w:abstractNumId w:val="22"/>
+  </w:num>
+  <w:num w:numId="19">
+    <w:abstractNumId w:val="10"/>
+  </w:num>
+  <w:num w:numId="20">
+    <w:abstractNumId w:val="19"/>
+  </w:num>
+  <w:num w:numId="21">
+    <w:abstractNumId w:val="7"/>
+  </w:num>
+  <w:num w:numId="22">
+    <w:abstractNumId w:val="9"/>
+  </w:num>
+  <w:num w:numId="23">
+    <w:abstractNumId w:val="5"/>
+  </w:num>
+  <w:num w:numId="24">
+    <w:abstractNumId w:val="21"/>
+  </w:num>
+  <w:num w:numId="25">
+    <w:abstractNumId w:val="3"/>
+  </w:num>
+  <w:num w:numId="26">
+    <w:abstractNumId w:val="20"/>
+  </w:num>
+  <w:num w:numId="27">
+    <w:abstractNumId w:val="12"/>
+  </w:num>
+  <w:num w:numId="28">
+    <w:abstractNumId w:val="8"/>
+  </w:num>
+  <w:num w:numId="29">
+    <w:abstractNumId w:val="4"/>
+  </w:num>
+  <w:num w:numId="30">
+    <w:abstractNumId w:val="16"/>
+  </w:num>
+  <w:num w:numId="31">
+    <w:abstractNumId w:val="15"/>
+  </w:num>
+  <w:num w:numId="32">
     <w:abstractNumId w:val="14"/>
   </w:num>
-  <w:num w:numId="16">
-    <w:abstractNumId w:val="20"/>
-  </w:num>
-  <w:num w:numId="17">
-    <w:abstractNumId w:val="5"/>
-  </w:num>
-  <w:num w:numId="18">
-    <w:abstractNumId w:val="19"/>
-  </w:num>
-  <w:num w:numId="19">
-    <w:abstractNumId w:val="9"/>
-  </w:num>
-  <w:num w:numId="20">
-    <w:abstractNumId w:val="16"/>
-  </w:num>
-  <w:num w:numId="21">
-    <w:abstractNumId w:val="6"/>
-  </w:num>
-  <w:num w:numId="22">
-    <w:abstractNumId w:val="8"/>
-  </w:num>
-  <w:num w:numId="23">
-    <w:abstractNumId w:val="4"/>
-  </w:num>
-  <w:num w:numId="24">
-    <w:abstractNumId w:val="18"/>
-  </w:num>
-  <w:num w:numId="25">
+  <w:num w:numId="33">
     <w:abstractNumId w:val="2"/>
   </w:num>
-  <w:num w:numId="26">
-    <w:abstractNumId w:val="17"/>
-  </w:num>
-  <w:num w:numId="27">
-    <w:abstractNumId w:val="11"/>
-  </w:num>
-  <w:num w:numId="28">
-    <w:abstractNumId w:val="7"/>
-  </w:num>
-  <w:num w:numId="29">
-    <w:abstractNumId w:val="3"/>
-  </w:num>
-  <w:num w:numId="30">
-    <w:abstractNumId w:val="13"/>
+  <w:num w:numId="34">
+    <w:abstractNumId w:val="32"/>
+    <w:lvlOverride w:ilvl="0">
+      <w:startOverride w:val="1"/>
+    </w:lvlOverride>
   </w:num>
   <w:numIdMacAtCleanup w:val="30"/>
 </w:numbering>
@@ -20153,7 +20696,7 @@
     <w:link w:val="FiguraCar"/>
     <w:autoRedefine/>
     <w:qFormat/>
-    <w:rsid w:val="003D4C02"/>
+    <w:rsid w:val="003B6E6B"/>
     <w:pPr>
       <w:numPr>
         <w:numId w:val="6"/>
@@ -20161,7 +20704,6 @@
       <w:tabs>
         <w:tab w:val="left" w:pos="1134"/>
       </w:tabs>
-      <w:jc w:val="center"/>
     </w:pPr>
     <w:rPr>
       <w:rFonts w:cs="Times New Roman (Cuerpo en alfa"/>
@@ -20176,7 +20718,7 @@
     <w:name w:val="Figura Car"/>
     <w:basedOn w:val="Fuentedeprrafopredeter"/>
     <w:link w:val="Figura"/>
-    <w:rsid w:val="003D4C02"/>
+    <w:rsid w:val="003B6E6B"/>
     <w:rPr>
       <w:rFonts w:cs="Times New Roman (Cuerpo en alfa"/>
       <w:b/>
@@ -21133,6 +21675,15 @@
 </file>
 
 <file path=customXml/item1.xml><?xml version="1.0" encoding="utf-8"?>
+<?mso-contentType ?>
+<FormTemplates xmlns="http://schemas.microsoft.com/sharepoint/v3/contenttype/forms">
+  <Display>DocumentLibraryForm</Display>
+  <Edit>DocumentLibraryForm</Edit>
+  <New>DocumentLibraryForm</New>
+</FormTemplates>
+</file>
+
+<file path=customXml/item2.xml><?xml version="1.0" encoding="utf-8"?>
 <ct:contentTypeSchema xmlns:ct="http://schemas.microsoft.com/office/2006/metadata/contentType" xmlns:ma="http://schemas.microsoft.com/office/2006/metadata/properties/metaAttributes" ct:_="" ma:_="" ma:contentTypeName="Documento" ma:contentTypeID="0x01010049282E1EDBE9234EA9E6D38F720E265F" ma:contentTypeVersion="15" ma:contentTypeDescription="Crear nuevo documento." ma:contentTypeScope="" ma:versionID="b31c7aa9eaf043a08b87120b3c4916e3">
   <xsd:schema xmlns:xsd="http://www.w3.org/2001/XMLSchema" xmlns:xs="http://www.w3.org/2001/XMLSchema" xmlns:p="http://schemas.microsoft.com/office/2006/metadata/properties" xmlns:ns2="cb45339b-ced9-4d0d-8f64-77573914d53b" xmlns:ns3="43a3ca16-9c26-4813-b83f-4aec9927b43f" targetNamespace="http://schemas.microsoft.com/office/2006/metadata/properties" ma:root="true" ma:fieldsID="3533d065b04d75c457075bc55f1f5315" ns2:_="" ns3:_="">
     <xsd:import namespace="cb45339b-ced9-4d0d-8f64-77573914d53b"/>
@@ -21367,15 +21918,6 @@
 </ct:contentTypeSchema>
 </file>
 
-<file path=customXml/item2.xml><?xml version="1.0" encoding="utf-8"?>
-<?mso-contentType ?>
-<FormTemplates xmlns="http://schemas.microsoft.com/sharepoint/v3/contenttype/forms">
-  <Display>DocumentLibraryForm</Display>
-  <Edit>DocumentLibraryForm</Edit>
-  <New>DocumentLibraryForm</New>
-</FormTemplates>
-</file>
-
 <file path=customXml/item3.xml><?xml version="1.0" encoding="utf-8"?>
 <p:properties xmlns:p="http://schemas.microsoft.com/office/2006/metadata/properties" xmlns:xsi="http://www.w3.org/2001/XMLSchema-instance" xmlns:pc="http://schemas.microsoft.com/office/infopath/2007/PartnerControls">
   <documentManagement>
@@ -21392,6 +21934,14 @@
 </file>
 
 <file path=customXml/itemProps1.xml><?xml version="1.0" encoding="utf-8"?>
+<ds:datastoreItem xmlns:ds="http://schemas.openxmlformats.org/officeDocument/2006/customXml" ds:itemID="{F1B9760C-A733-45FB-8E9C-072BBCD9E8D5}">
+  <ds:schemaRefs>
+    <ds:schemaRef ds:uri="http://schemas.microsoft.com/sharepoint/v3/contenttype/forms"/>
+  </ds:schemaRefs>
+</ds:datastoreItem>
+</file>
+
+<file path=customXml/itemProps2.xml><?xml version="1.0" encoding="utf-8"?>
 <ds:datastoreItem xmlns:ds="http://schemas.openxmlformats.org/officeDocument/2006/customXml" ds:itemID="{CD5D7F9D-6719-4D68-B6C4-DBF03324F66F}">
   <ds:schemaRefs>
     <ds:schemaRef ds:uri="http://schemas.microsoft.com/office/2006/metadata/contentType"/>
@@ -21410,14 +21960,6 @@
 </ds:datastoreItem>
 </file>
 
-<file path=customXml/itemProps2.xml><?xml version="1.0" encoding="utf-8"?>
-<ds:datastoreItem xmlns:ds="http://schemas.openxmlformats.org/officeDocument/2006/customXml" ds:itemID="{F1B9760C-A733-45FB-8E9C-072BBCD9E8D5}">
-  <ds:schemaRefs>
-    <ds:schemaRef ds:uri="http://schemas.microsoft.com/sharepoint/v3/contenttype/forms"/>
-  </ds:schemaRefs>
-</ds:datastoreItem>
-</file>
-
 <file path=customXml/itemProps3.xml><?xml version="1.0" encoding="utf-8"?>
 <ds:datastoreItem xmlns:ds="http://schemas.openxmlformats.org/officeDocument/2006/customXml" ds:itemID="{36A7DB9A-8BB8-4A84-AD1F-45481AB3FF5E}">
   <ds:schemaRefs>
@@ -21430,7 +21972,7 @@
 </file>
 
 <file path=customXml/itemProps4.xml><?xml version="1.0" encoding="utf-8"?>
-<ds:datastoreItem xmlns:ds="http://schemas.openxmlformats.org/officeDocument/2006/customXml" ds:itemID="{98160789-F7E7-4324-86A7-C817B897C967}">
+<ds:datastoreItem xmlns:ds="http://schemas.openxmlformats.org/officeDocument/2006/customXml" ds:itemID="{BEC446BD-E95A-4B39-8889-3E83D25A4E8A}">
   <ds:schemaRefs>
     <ds:schemaRef ds:uri="http://schemas.openxmlformats.org/officeDocument/2006/bibliography"/>
   </ds:schemaRefs>
